--- a/templates/TemplateOrderChangeAudit2026.docx
+++ b/templates/TemplateOrderChangeAudit2026.docx
@@ -1,6 +1,6 @@
 
 <file path=word/document.xml><?xml version="1.0" encoding="utf-8"?>
-<w:document xmlns:wpc="http://schemas.microsoft.com/office/word/2010/wordprocessingCanvas" xmlns:cx="http://schemas.microsoft.com/office/drawing/2014/chartex" xmlns:cx1="http://schemas.microsoft.com/office/drawing/2015/9/8/chartex" xmlns:cx2="http://schemas.microsoft.com/office/drawing/2015/10/21/chartex" xmlns:cx3="http://schemas.microsoft.com/office/drawing/2016/5/9/chartex" xmlns:cx4="http://schemas.microsoft.com/office/drawing/2016/5/10/chartex" xmlns:cx5="http://schemas.microsoft.com/office/drawing/2016/5/11/chartex" xmlns:cx6="http://schemas.microsoft.com/office/drawing/2016/5/12/chartex" xmlns:cx7="http://schemas.microsoft.com/office/drawing/2016/5/13/chartex" xmlns:cx8="http://schemas.microsoft.com/office/drawing/2016/5/14/chartex" xmlns:mc="http://schemas.openxmlformats.org/markup-compatibility/2006" xmlns:aink="http://schemas.microsoft.com/office/drawing/2016/ink" xmlns:am3d="http://schemas.microsoft.com/office/drawing/2017/model3d" xmlns:o="urn:schemas-microsoft-com:office:office" xmlns:r="http://schemas.openxmlformats.org/officeDocument/2006/relationships" xmlns:m="http://schemas.openxmlformats.org/officeDocument/2006/math" xmlns:v="urn:schemas-microsoft-com:vml" xmlns:wp14="http://schemas.microsoft.com/office/word/2010/wordprocessingDrawing" xmlns:wp="http://schemas.openxmlformats.org/drawingml/2006/wordprocessingDrawing" xmlns:w10="urn:schemas-microsoft-com:office:word" xmlns:w="http://schemas.openxmlformats.org/wordprocessingml/2006/main" xmlns:w14="http://schemas.microsoft.com/office/word/2010/wordml" xmlns:w15="http://schemas.microsoft.com/office/word/2012/wordml" xmlns:w16cex="http://schemas.microsoft.com/office/word/2018/wordml/cex" xmlns:w16cid="http://schemas.microsoft.com/office/word/2016/wordml/cid" xmlns:w16="http://schemas.microsoft.com/office/word/2018/wordml" xmlns:w16sdtdh="http://schemas.microsoft.com/office/word/2020/wordml/sdtdatahash" xmlns:w16se="http://schemas.microsoft.com/office/word/2015/wordml/symex" xmlns:wpg="http://schemas.microsoft.com/office/word/2010/wordprocessingGroup" xmlns:wpi="http://schemas.microsoft.com/office/word/2010/wordprocessingInk" xmlns:wne="http://schemas.microsoft.com/office/word/2006/wordml" xmlns:wps="http://schemas.microsoft.com/office/word/2010/wordprocessingShape" mc:Ignorable="w14 w15 w16se w16cid w16 w16cex w16sdtdh wp14">
+<w:document xmlns:wpc="http://schemas.microsoft.com/office/word/2010/wordprocessingCanvas" xmlns:cx="http://schemas.microsoft.com/office/drawing/2014/chartex" xmlns:cx1="http://schemas.microsoft.com/office/drawing/2015/9/8/chartex" xmlns:cx2="http://schemas.microsoft.com/office/drawing/2015/10/21/chartex" xmlns:cx3="http://schemas.microsoft.com/office/drawing/2016/5/9/chartex" xmlns:cx4="http://schemas.microsoft.com/office/drawing/2016/5/10/chartex" xmlns:cx5="http://schemas.microsoft.com/office/drawing/2016/5/11/chartex" xmlns:cx6="http://schemas.microsoft.com/office/drawing/2016/5/12/chartex" xmlns:cx7="http://schemas.microsoft.com/office/drawing/2016/5/13/chartex" xmlns:cx8="http://schemas.microsoft.com/office/drawing/2016/5/14/chartex" xmlns:mc="http://schemas.openxmlformats.org/markup-compatibility/2006" xmlns:aink="http://schemas.microsoft.com/office/drawing/2016/ink" xmlns:am3d="http://schemas.microsoft.com/office/drawing/2017/model3d" xmlns:o="urn:schemas-microsoft-com:office:office" xmlns:oel="http://schemas.microsoft.com/office/2019/extlst" xmlns:r="http://schemas.openxmlformats.org/officeDocument/2006/relationships" xmlns:m="http://schemas.openxmlformats.org/officeDocument/2006/math" xmlns:v="urn:schemas-microsoft-com:vml" xmlns:wp14="http://schemas.microsoft.com/office/word/2010/wordprocessingDrawing" xmlns:wp="http://schemas.openxmlformats.org/drawingml/2006/wordprocessingDrawing" xmlns:w10="urn:schemas-microsoft-com:office:word" xmlns:w="http://schemas.openxmlformats.org/wordprocessingml/2006/main" xmlns:w14="http://schemas.microsoft.com/office/word/2010/wordml" xmlns:w15="http://schemas.microsoft.com/office/word/2012/wordml" xmlns:w16cex="http://schemas.microsoft.com/office/word/2018/wordml/cex" xmlns:w16cid="http://schemas.microsoft.com/office/word/2016/wordml/cid" xmlns:w16="http://schemas.microsoft.com/office/word/2018/wordml" xmlns:w16sdtdh="http://schemas.microsoft.com/office/word/2020/wordml/sdtdatahash" xmlns:w16se="http://schemas.microsoft.com/office/word/2015/wordml/symex" xmlns:wpg="http://schemas.microsoft.com/office/word/2010/wordprocessingGroup" xmlns:wpi="http://schemas.microsoft.com/office/word/2010/wordprocessingInk" xmlns:wne="http://schemas.microsoft.com/office/word/2006/wordml" xmlns:wps="http://schemas.microsoft.com/office/word/2010/wordprocessingShape" mc:Ignorable="w14 w15 w16se w16cid w16 w16cex w16sdtdh wp14">
   <w:body>
     <w:p>
       <w:pPr>
@@ -88,6 +88,8 @@
         <w:spacing w:line="214" w:lineRule="auto"/>
         <w:rPr>
           <w:rFonts w:ascii="SB Sans Text Semibold" w:hAnsi="SB Sans Text Semibold" w:cs="SB Sans Text Semibold"/>
+          <w:b/>
+          <w:bCs/>
           <w:color w:val="000000" w:themeColor="text1"/>
           <w:lang w:val="en-US"/>
         </w:rPr>
@@ -95,6 +97,8 @@
       <w:r>
         <w:rPr>
           <w:rFonts w:ascii="SB Sans Text Semibold" w:hAnsi="SB Sans Text Semibold" w:cs="SB Sans Text Semibold"/>
+          <w:b/>
+          <w:bCs/>
           <w:color w:val="000000" w:themeColor="text1"/>
           <w:lang w:val="en-US"/>
         </w:rPr>
@@ -109,6 +113,8 @@
         <w:spacing w:line="214" w:lineRule="auto"/>
         <w:rPr>
           <w:rFonts w:ascii="SB Sans Text Semibold" w:hAnsi="SB Sans Text Semibold" w:cs="SB Sans Text Semibold"/>
+          <w:b/>
+          <w:bCs/>
           <w:color w:val="000000" w:themeColor="text1"/>
           <w:lang w:val="en-US"/>
         </w:rPr>
@@ -116,28 +122,12 @@
       <w:r>
         <w:rPr>
           <w:rFonts w:ascii="SB Sans Text Semibold" w:hAnsi="SB Sans Text Semibold" w:cs="SB Sans Text Semibold"/>
+          <w:b/>
+          <w:bCs/>
           <w:color w:val="000000" w:themeColor="text1"/>
           <w:lang w:val="en-US"/>
         </w:rPr>
-        <w:t>{</w:t>
-      </w:r>
-      <w:proofErr w:type="spellStart"/>
-      <w:r>
-        <w:rPr>
-          <w:rFonts w:ascii="SB Sans Text Semibold" w:hAnsi="SB Sans Text Semibold" w:cs="SB Sans Text Semibold"/>
-          <w:color w:val="000000" w:themeColor="text1"/>
-          <w:lang w:val="en-US"/>
-        </w:rPr>
-        <w:t>TB_full_name</w:t>
-      </w:r>
-      <w:proofErr w:type="spellEnd"/>
-      <w:r>
-        <w:rPr>
-          <w:rFonts w:ascii="SB Sans Text Semibold" w:hAnsi="SB Sans Text Semibold" w:cs="SB Sans Text Semibold"/>
-          <w:color w:val="000000" w:themeColor="text1"/>
-          <w:lang w:val="en-US"/>
-        </w:rPr>
-        <w:t>}</w:t>
+        <w:t>{TB_full_name}</w:t>
       </w:r>
     </w:p>
     <w:p>
@@ -148,6 +138,8 @@
         <w:spacing w:line="214" w:lineRule="auto"/>
         <w:rPr>
           <w:rFonts w:ascii="SB Sans Text Semibold" w:hAnsi="SB Sans Text Semibold" w:cs="SB Sans Text Semibold"/>
+          <w:b/>
+          <w:bCs/>
           <w:color w:val="000000" w:themeColor="text1"/>
           <w:lang w:val="en-US"/>
         </w:rPr>
@@ -155,28 +147,12 @@
       <w:r>
         <w:rPr>
           <w:rFonts w:ascii="SB Sans Text Semibold" w:hAnsi="SB Sans Text Semibold" w:cs="SB Sans Text Semibold"/>
+          <w:b/>
+          <w:bCs/>
           <w:color w:val="000000" w:themeColor="text1"/>
           <w:lang w:val="en-US"/>
         </w:rPr>
-        <w:t>{/</w:t>
-      </w:r>
-      <w:proofErr w:type="spellStart"/>
-      <w:r>
-        <w:rPr>
-          <w:rFonts w:ascii="SB Sans Text Semibold" w:hAnsi="SB Sans Text Semibold" w:cs="SB Sans Text Semibold"/>
-          <w:color w:val="000000" w:themeColor="text1"/>
-          <w:lang w:val="en-US"/>
-        </w:rPr>
-        <w:t>showTB</w:t>
-      </w:r>
-      <w:proofErr w:type="spellEnd"/>
-      <w:r>
-        <w:rPr>
-          <w:rFonts w:ascii="SB Sans Text Semibold" w:hAnsi="SB Sans Text Semibold" w:cs="SB Sans Text Semibold"/>
-          <w:color w:val="000000" w:themeColor="text1"/>
-          <w:lang w:val="en-US"/>
-        </w:rPr>
-        <w:t>}</w:t>
+        <w:t>{/showTB}</w:t>
       </w:r>
     </w:p>
     <w:p>
@@ -187,81 +163,12 @@
         <w:spacing w:line="214" w:lineRule="auto"/>
         <w:rPr>
           <w:rFonts w:ascii="SB Sans Text Semibold" w:hAnsi="SB Sans Text Semibold" w:cs="SB Sans Text Semibold"/>
+          <w:b/>
+          <w:bCs/>
           <w:color w:val="000000" w:themeColor="text1"/>
           <w:lang w:val="en-US"/>
         </w:rPr>
       </w:pPr>
-      <w:r>
-        <w:rPr>
-          <w:rFonts w:ascii="SB Sans Text Semibold" w:hAnsi="SB Sans Text Semibold" w:cs="SB Sans Text Semibold"/>
-          <w:color w:val="000000" w:themeColor="text1"/>
-        </w:rPr>
-        <w:t>УПРАВЛЕНИЕ</w:t>
-      </w:r>
-      <w:r>
-        <w:rPr>
-          <w:rFonts w:ascii="SB Sans Text Semibold" w:hAnsi="SB Sans Text Semibold" w:cs="SB Sans Text Semibold"/>
-          <w:color w:val="000000" w:themeColor="text1"/>
-          <w:lang w:val="en-US"/>
-        </w:rPr>
-        <w:t xml:space="preserve"> </w:t>
-      </w:r>
-      <w:r>
-        <w:rPr>
-          <w:rFonts w:ascii="SB Sans Text Semibold" w:hAnsi="SB Sans Text Semibold" w:cs="SB Sans Text Semibold"/>
-          <w:color w:val="000000" w:themeColor="text1"/>
-        </w:rPr>
-        <w:t>ВНУТРЕННЕГО</w:t>
-      </w:r>
-      <w:r>
-        <w:rPr>
-          <w:rFonts w:ascii="SB Sans Text Semibold" w:hAnsi="SB Sans Text Semibold" w:cs="SB Sans Text Semibold"/>
-          <w:color w:val="000000" w:themeColor="text1"/>
-          <w:lang w:val="en-US"/>
-        </w:rPr>
-        <w:t xml:space="preserve"> </w:t>
-      </w:r>
-      <w:r>
-        <w:rPr>
-          <w:rFonts w:ascii="SB Sans Text Semibold" w:hAnsi="SB Sans Text Semibold" w:cs="SB Sans Text Semibold"/>
-          <w:color w:val="000000" w:themeColor="text1"/>
-        </w:rPr>
-        <w:t>АУДИТА</w:t>
-      </w:r>
-      <w:r>
-        <w:rPr>
-          <w:rFonts w:ascii="SB Sans Text Semibold" w:hAnsi="SB Sans Text Semibold" w:cs="SB Sans Text Semibold"/>
-          <w:color w:val="000000" w:themeColor="text1"/>
-          <w:lang w:val="en-US"/>
-        </w:rPr>
-        <w:t xml:space="preserve"> </w:t>
-      </w:r>
-      <w:r>
-        <w:rPr>
-          <w:rFonts w:ascii="SB Sans Text Semibold" w:hAnsi="SB Sans Text Semibold" w:cs="SB Sans Text Semibold"/>
-          <w:color w:val="000000" w:themeColor="text1"/>
-          <w:lang w:val="en-US"/>
-        </w:rPr>
-        <w:t>{#</w:t>
-      </w:r>
-      <w:proofErr w:type="gramStart"/>
-      <w:r>
-        <w:rPr>
-          <w:rFonts w:ascii="SB Sans Text Semibold" w:hAnsi="SB Sans Text Semibold" w:cs="SB Sans Text Semibold"/>
-          <w:color w:val="000000" w:themeColor="text1"/>
-          <w:lang w:val="en-US"/>
-        </w:rPr>
-        <w:t>showTB}{</w:t>
-      </w:r>
-      <w:proofErr w:type="gramEnd"/>
-      <w:r>
-        <w:rPr>
-          <w:rFonts w:ascii="SB Sans Text Semibold" w:hAnsi="SB Sans Text Semibold" w:cs="SB Sans Text Semibold"/>
-          <w:color w:val="000000" w:themeColor="text1"/>
-          <w:lang w:val="en-US"/>
-        </w:rPr>
-        <w:t>TB_full_name2}{/showTB}</w:t>
-      </w:r>
     </w:p>
     <w:p>
       <w:pPr>
@@ -271,12 +178,71 @@
         <w:spacing w:line="214" w:lineRule="auto"/>
         <w:rPr>
           <w:rFonts w:ascii="SB Sans Text Semibold" w:hAnsi="SB Sans Text Semibold" w:cs="SB Sans Text Semibold"/>
+          <w:b/>
+          <w:bCs/>
           <w:color w:val="000000" w:themeColor="text1"/>
           <w:sz w:val="20"/>
           <w:szCs w:val="20"/>
           <w:lang w:val="en-US"/>
         </w:rPr>
       </w:pPr>
+      <w:r>
+        <w:rPr>
+          <w:rFonts w:ascii="SB Sans Text Semibold" w:hAnsi="SB Sans Text Semibold" w:cs="SB Sans Text Semibold"/>
+          <w:b/>
+          <w:bCs/>
+          <w:color w:val="000000" w:themeColor="text1"/>
+        </w:rPr>
+        <w:t>УПРАВЛЕНИЕ</w:t>
+      </w:r>
+      <w:r>
+        <w:rPr>
+          <w:rFonts w:ascii="SB Sans Text Semibold" w:hAnsi="SB Sans Text Semibold" w:cs="SB Sans Text Semibold"/>
+          <w:b/>
+          <w:bCs/>
+          <w:color w:val="000000" w:themeColor="text1"/>
+          <w:lang w:val="en-US"/>
+        </w:rPr>
+        <w:t xml:space="preserve"> </w:t>
+      </w:r>
+      <w:r>
+        <w:rPr>
+          <w:rFonts w:ascii="SB Sans Text Semibold" w:hAnsi="SB Sans Text Semibold" w:cs="SB Sans Text Semibold"/>
+          <w:b/>
+          <w:bCs/>
+          <w:color w:val="000000" w:themeColor="text1"/>
+        </w:rPr>
+        <w:t>ВНУТРЕННЕГО</w:t>
+      </w:r>
+      <w:r>
+        <w:rPr>
+          <w:rFonts w:ascii="SB Sans Text Semibold" w:hAnsi="SB Sans Text Semibold" w:cs="SB Sans Text Semibold"/>
+          <w:b/>
+          <w:bCs/>
+          <w:color w:val="000000" w:themeColor="text1"/>
+          <w:lang w:val="en-US"/>
+        </w:rPr>
+        <w:t xml:space="preserve"> </w:t>
+      </w:r>
+      <w:r>
+        <w:rPr>
+          <w:rFonts w:ascii="SB Sans Text Semibold" w:hAnsi="SB Sans Text Semibold" w:cs="SB Sans Text Semibold"/>
+          <w:b/>
+          <w:bCs/>
+          <w:color w:val="000000" w:themeColor="text1"/>
+        </w:rPr>
+        <w:t>АУДИТА</w:t>
+      </w:r>
+      <w:r>
+        <w:rPr>
+          <w:rFonts w:ascii="SB Sans Text Semibold" w:hAnsi="SB Sans Text Semibold" w:cs="SB Sans Text Semibold"/>
+          <w:b/>
+          <w:bCs/>
+          <w:color w:val="000000" w:themeColor="text1"/>
+          <w:lang w:val="en-US"/>
+        </w:rPr>
+        <w:t xml:space="preserve"> {#showTB}{TB_full_name2}{/showTB}</w:t>
+      </w:r>
     </w:p>
     <w:p>
       <w:pPr>
@@ -286,16 +252,12 @@
         <w:spacing w:line="214" w:lineRule="auto"/>
         <w:rPr>
           <w:rFonts w:ascii="SB Sans Text Semibold" w:hAnsi="SB Sans Text Semibold" w:cs="SB Sans Text Semibold"/>
-          <w:color w:val="000000" w:themeColor="text1"/>
-        </w:rPr>
-      </w:pPr>
-      <w:r>
-        <w:rPr>
-          <w:rFonts w:ascii="SB Sans Text Semibold" w:hAnsi="SB Sans Text Semibold" w:cs="SB Sans Text Semibold"/>
-          <w:color w:val="000000" w:themeColor="text1"/>
-        </w:rPr>
-        <w:t>РАСПОРЯЖЕНИЕ</w:t>
-      </w:r>
+          <w:b/>
+          <w:bCs/>
+          <w:color w:val="000000" w:themeColor="text1"/>
+          <w:lang w:val="en-US"/>
+        </w:rPr>
+      </w:pPr>
     </w:p>
     <w:p>
       <w:pPr>
@@ -305,10 +267,20 @@
         <w:spacing w:line="214" w:lineRule="auto"/>
         <w:rPr>
           <w:rFonts w:ascii="SB Sans Text Semibold" w:hAnsi="SB Sans Text Semibold" w:cs="SB Sans Text Semibold"/>
-          <w:sz w:val="20"/>
-          <w:szCs w:val="20"/>
-        </w:rPr>
-      </w:pPr>
+          <w:b/>
+          <w:bCs/>
+          <w:color w:val="000000" w:themeColor="text1"/>
+        </w:rPr>
+      </w:pPr>
+      <w:r>
+        <w:rPr>
+          <w:rFonts w:ascii="SB Sans Text Semibold" w:hAnsi="SB Sans Text Semibold" w:cs="SB Sans Text Semibold"/>
+          <w:b/>
+          <w:bCs/>
+          <w:color w:val="000000" w:themeColor="text1"/>
+        </w:rPr>
+        <w:t>РАСПОРЯЖЕНИЕ</w:t>
+      </w:r>
     </w:p>
     <w:p>
       <w:pPr>
@@ -326,6 +298,19 @@
     <w:p>
       <w:pPr>
         <w:widowControl w:val="0"/>
+        <w:overflowPunct w:val="0"/>
+        <w:adjustRightInd w:val="0"/>
+        <w:spacing w:line="214" w:lineRule="auto"/>
+        <w:rPr>
+          <w:rFonts w:ascii="SB Sans Text Semibold" w:hAnsi="SB Sans Text Semibold" w:cs="SB Sans Text Semibold"/>
+          <w:sz w:val="20"/>
+          <w:szCs w:val="20"/>
+        </w:rPr>
+      </w:pPr>
+    </w:p>
+    <w:p>
+      <w:pPr>
+        <w:widowControl w:val="0"/>
         <w:rPr>
           <w:rFonts w:cs="SBSansText-Regular"/>
           <w:sz w:val="18"/>
@@ -440,7 +425,6 @@
         </w:rPr>
         <w:t>{</w:t>
       </w:r>
-      <w:proofErr w:type="spellStart"/>
       <w:r>
         <w:rPr>
           <w:rFonts w:ascii="Times New Roman" w:hAnsi="Times New Roman"/>
@@ -451,7 +435,6 @@
         </w:rPr>
         <w:t>pv</w:t>
       </w:r>
-      <w:proofErr w:type="spellEnd"/>
       <w:r>
         <w:rPr>
           <w:rFonts w:ascii="Times New Roman" w:hAnsi="Times New Roman"/>
@@ -498,7 +481,6 @@
         </w:rPr>
         <w:t>{</w:t>
       </w:r>
-      <w:proofErr w:type="spellStart"/>
       <w:r>
         <w:rPr>
           <w:rFonts w:ascii="Times New Roman" w:hAnsi="Times New Roman"/>
@@ -509,7 +491,6 @@
         </w:rPr>
         <w:t>pv</w:t>
       </w:r>
-      <w:proofErr w:type="spellEnd"/>
       <w:r>
         <w:rPr>
           <w:rFonts w:ascii="Times New Roman" w:hAnsi="Times New Roman"/>
@@ -566,7 +547,6 @@
         </w:rPr>
         <w:t>{</w:t>
       </w:r>
-      <w:proofErr w:type="spellStart"/>
       <w:r>
         <w:rPr>
           <w:rFonts w:ascii="Times New Roman" w:hAnsi="Times New Roman"/>
@@ -578,7 +558,6 @@
         </w:rPr>
         <w:t>pv</w:t>
       </w:r>
-      <w:proofErr w:type="spellEnd"/>
       <w:r>
         <w:rPr>
           <w:rFonts w:ascii="Times New Roman" w:hAnsi="Times New Roman"/>
@@ -657,13 +636,13 @@
         <w:tabs>
           <w:tab w:val="left" w:pos="993"/>
         </w:tabs>
-        <w:spacing w:after="120" w:line="276" w:lineRule="auto"/>
+        <w:spacing w:line="340" w:lineRule="exact"/>
         <w:ind w:left="0" w:firstLine="709"/>
         <w:contextualSpacing w:val="0"/>
         <w:jc w:val="both"/>
         <w:rPr>
           <w:rFonts w:ascii="Times New Roman" w:hAnsi="Times New Roman"/>
-          <w:i/>
+          <w:bCs/>
           <w:color w:val="000000" w:themeColor="text1"/>
         </w:rPr>
       </w:pPr>
@@ -680,7 +659,6 @@
           <w:rFonts w:ascii="Times New Roman" w:hAnsi="Times New Roman"/>
           <w:bCs/>
           <w:color w:val="000000" w:themeColor="text1"/>
-          <w:lang w:val="en-US"/>
         </w:rPr>
         <w:t>reason</w:t>
       </w:r>
@@ -719,43 +697,23 @@
       <w:r>
         <w:rPr>
           <w:rFonts w:ascii="Times New Roman" w:hAnsi="Times New Roman"/>
-          <w:iCs/>
+          <w:bCs/>
           <w:color w:val="000000" w:themeColor="text1"/>
         </w:rPr>
         <w:t>{</w:t>
       </w:r>
-      <w:proofErr w:type="spellStart"/>
-      <w:r>
-        <w:rPr>
-          <w:rFonts w:ascii="Times New Roman" w:hAnsi="Times New Roman"/>
-          <w:iCs/>
-          <w:color w:val="000000" w:themeColor="text1"/>
-          <w:lang w:val="en-US"/>
-        </w:rPr>
-        <w:t>pv</w:t>
-      </w:r>
-      <w:proofErr w:type="spellEnd"/>
-      <w:r>
-        <w:rPr>
-          <w:rFonts w:ascii="Times New Roman" w:hAnsi="Times New Roman"/>
-          <w:iCs/>
-          <w:color w:val="000000" w:themeColor="text1"/>
-        </w:rPr>
-        <w:t>_</w:t>
-      </w:r>
-      <w:r>
-        <w:rPr>
-          <w:rFonts w:ascii="Times New Roman" w:hAnsi="Times New Roman"/>
-          <w:iCs/>
-          <w:color w:val="000000" w:themeColor="text1"/>
-          <w:lang w:val="en-US"/>
-        </w:rPr>
-        <w:t>date</w:t>
-      </w:r>
-      <w:r>
-        <w:rPr>
-          <w:rFonts w:ascii="Times New Roman" w:hAnsi="Times New Roman"/>
-          <w:iCs/>
+      <w:r>
+        <w:rPr>
+          <w:rFonts w:ascii="Times New Roman" w:hAnsi="Times New Roman"/>
+          <w:bCs/>
+          <w:color w:val="000000" w:themeColor="text1"/>
+        </w:rPr>
+        <w:t>pv_date</w:t>
+      </w:r>
+      <w:r>
+        <w:rPr>
+          <w:rFonts w:ascii="Times New Roman" w:hAnsi="Times New Roman"/>
+          <w:bCs/>
           <w:color w:val="000000" w:themeColor="text1"/>
         </w:rPr>
         <w:t>}</w:t>
@@ -763,7 +721,7 @@
       <w:r>
         <w:rPr>
           <w:rFonts w:ascii="Times New Roman" w:hAnsi="Times New Roman"/>
-          <w:iCs/>
+          <w:bCs/>
           <w:color w:val="000000" w:themeColor="text1"/>
         </w:rPr>
         <w:t xml:space="preserve"> № </w:t>
@@ -771,43 +729,23 @@
       <w:r>
         <w:rPr>
           <w:rFonts w:ascii="Times New Roman" w:hAnsi="Times New Roman"/>
-          <w:iCs/>
+          <w:bCs/>
           <w:color w:val="000000" w:themeColor="text1"/>
         </w:rPr>
         <w:t>{</w:t>
       </w:r>
-      <w:proofErr w:type="spellStart"/>
-      <w:r>
-        <w:rPr>
-          <w:rFonts w:ascii="Times New Roman" w:hAnsi="Times New Roman"/>
-          <w:iCs/>
-          <w:color w:val="000000" w:themeColor="text1"/>
-          <w:lang w:val="en-US"/>
-        </w:rPr>
-        <w:t>pv</w:t>
-      </w:r>
-      <w:proofErr w:type="spellEnd"/>
-      <w:r>
-        <w:rPr>
-          <w:rFonts w:ascii="Times New Roman" w:hAnsi="Times New Roman"/>
-          <w:iCs/>
-          <w:color w:val="000000" w:themeColor="text1"/>
-        </w:rPr>
-        <w:t>_</w:t>
-      </w:r>
-      <w:r>
-        <w:rPr>
-          <w:rFonts w:ascii="Times New Roman" w:hAnsi="Times New Roman"/>
-          <w:iCs/>
-          <w:color w:val="000000" w:themeColor="text1"/>
-          <w:lang w:val="en-US"/>
-        </w:rPr>
-        <w:t>num</w:t>
-      </w:r>
-      <w:r>
-        <w:rPr>
-          <w:rFonts w:ascii="Times New Roman" w:hAnsi="Times New Roman"/>
-          <w:iCs/>
+      <w:r>
+        <w:rPr>
+          <w:rFonts w:ascii="Times New Roman" w:hAnsi="Times New Roman"/>
+          <w:bCs/>
+          <w:color w:val="000000" w:themeColor="text1"/>
+        </w:rPr>
+        <w:t>pv_num</w:t>
+      </w:r>
+      <w:r>
+        <w:rPr>
+          <w:rFonts w:ascii="Times New Roman" w:hAnsi="Times New Roman"/>
+          <w:bCs/>
           <w:color w:val="000000" w:themeColor="text1"/>
         </w:rPr>
         <w:t>}</w:t>
@@ -816,64 +754,30 @@
         <w:rPr>
           <w:rFonts w:ascii="Times New Roman" w:hAnsi="Times New Roman"/>
           <w:bCs/>
-          <w:iCs/>
-          <w:color w:val="000000" w:themeColor="text1"/>
-        </w:rPr>
-        <w:t xml:space="preserve"> </w:t>
-      </w:r>
-      <w:r>
-        <w:rPr>
-          <w:rFonts w:ascii="Times New Roman" w:hAnsi="Times New Roman"/>
-          <w:bCs/>
-        </w:rPr>
-        <w:t>«</w:t>
-      </w:r>
-      <w:r>
-        <w:rPr>
-          <w:rFonts w:ascii="Times New Roman" w:hAnsi="Times New Roman"/>
-          <w:bCs/>
-          <w:iCs/>
+          <w:color w:val="000000" w:themeColor="text1"/>
+        </w:rPr>
+        <w:t xml:space="preserve"> «</w:t>
+      </w:r>
+      <w:r>
+        <w:rPr>
+          <w:rFonts w:ascii="Times New Roman" w:hAnsi="Times New Roman"/>
+          <w:bCs/>
           <w:color w:val="000000" w:themeColor="text1"/>
         </w:rPr>
         <w:t>{</w:t>
       </w:r>
-      <w:proofErr w:type="spellStart"/>
-      <w:r>
-        <w:rPr>
-          <w:rFonts w:ascii="Times New Roman" w:hAnsi="Times New Roman"/>
-          <w:bCs/>
-          <w:iCs/>
-          <w:color w:val="000000" w:themeColor="text1"/>
-          <w:lang w:val="en-US"/>
-        </w:rPr>
-        <w:t>pv</w:t>
-      </w:r>
-      <w:proofErr w:type="spellEnd"/>
-      <w:r>
-        <w:rPr>
-          <w:rFonts w:ascii="Times New Roman" w:hAnsi="Times New Roman"/>
-          <w:bCs/>
-          <w:iCs/>
-          <w:color w:val="000000" w:themeColor="text1"/>
-        </w:rPr>
-        <w:t>_</w:t>
-      </w:r>
-      <w:r>
-        <w:rPr>
-          <w:rFonts w:ascii="Times New Roman" w:hAnsi="Times New Roman"/>
-          <w:bCs/>
-          <w:iCs/>
-          <w:color w:val="000000" w:themeColor="text1"/>
-          <w:lang w:val="en-US"/>
-        </w:rPr>
-        <w:t>title</w:t>
-      </w:r>
-      <w:r>
-        <w:rPr>
-          <w:rFonts w:ascii="Times New Roman" w:hAnsi="Times New Roman"/>
-          <w:b/>
-          <w:bCs/>
-          <w:iCs/>
+      <w:r>
+        <w:rPr>
+          <w:rFonts w:ascii="Times New Roman" w:hAnsi="Times New Roman"/>
+          <w:bCs/>
+          <w:color w:val="000000" w:themeColor="text1"/>
+        </w:rPr>
+        <w:t>pv_title</w:t>
+      </w:r>
+      <w:r>
+        <w:rPr>
+          <w:rFonts w:ascii="Times New Roman" w:hAnsi="Times New Roman"/>
+          <w:bCs/>
           <w:color w:val="000000" w:themeColor="text1"/>
         </w:rPr>
         <w:t>}</w:t>
@@ -882,7 +786,6 @@
         <w:rPr>
           <w:rFonts w:ascii="Times New Roman" w:hAnsi="Times New Roman"/>
           <w:bCs/>
-          <w:iCs/>
           <w:color w:val="000000" w:themeColor="text1"/>
         </w:rPr>
         <w:t>».</w:t>
@@ -894,20 +797,20 @@
         <w:tabs>
           <w:tab w:val="left" w:pos="993"/>
         </w:tabs>
-        <w:spacing w:after="120" w:line="276" w:lineRule="auto"/>
+        <w:spacing w:line="276" w:lineRule="auto"/>
         <w:ind w:left="709"/>
         <w:contextualSpacing w:val="0"/>
         <w:jc w:val="both"/>
         <w:rPr>
           <w:rFonts w:ascii="Times New Roman" w:hAnsi="Times New Roman"/>
-          <w:iCs/>
-          <w:color w:val="000000" w:themeColor="text1"/>
-        </w:rPr>
-      </w:pPr>
-      <w:r>
-        <w:rPr>
-          <w:rFonts w:ascii="Times New Roman" w:hAnsi="Times New Roman"/>
-          <w:iCs/>
+          <w:bCs/>
+          <w:color w:val="000000" w:themeColor="text1"/>
+        </w:rPr>
+      </w:pPr>
+      <w:r>
+        <w:rPr>
+          <w:rFonts w:ascii="Times New Roman" w:hAnsi="Times New Roman"/>
+          <w:bCs/>
           <w:color w:val="000000" w:themeColor="text1"/>
         </w:rPr>
         <w:t>{#act_date}</w:t>
@@ -923,13 +826,13 @@
         <w:tabs>
           <w:tab w:val="left" w:pos="993"/>
         </w:tabs>
-        <w:spacing w:after="120" w:line="276" w:lineRule="auto"/>
+        <w:spacing w:line="276" w:lineRule="auto"/>
         <w:ind w:left="0" w:firstLine="709"/>
         <w:contextualSpacing w:val="0"/>
         <w:jc w:val="both"/>
         <w:rPr>
           <w:rFonts w:ascii="Times New Roman" w:hAnsi="Times New Roman"/>
-          <w:i/>
+          <w:bCs/>
           <w:color w:val="000000" w:themeColor="text1"/>
         </w:rPr>
       </w:pPr>
@@ -949,7 +852,6 @@
         </w:rPr>
         <w:t>{</w:t>
       </w:r>
-      <w:proofErr w:type="spellStart"/>
       <w:r>
         <w:rPr>
           <w:rFonts w:ascii="Times New Roman" w:hAnsi="Times New Roman"/>
@@ -966,7 +868,6 @@
         </w:rPr>
         <w:t>_date</w:t>
       </w:r>
-      <w:proofErr w:type="spellEnd"/>
       <w:r>
         <w:rPr>
           <w:rFonts w:ascii="Times New Roman" w:hAnsi="Times New Roman"/>
@@ -990,41 +891,23 @@
         <w:tabs>
           <w:tab w:val="left" w:pos="993"/>
         </w:tabs>
-        <w:spacing w:after="120" w:line="276" w:lineRule="auto"/>
+        <w:spacing w:line="276" w:lineRule="auto"/>
         <w:ind w:left="709"/>
         <w:contextualSpacing w:val="0"/>
         <w:jc w:val="both"/>
         <w:rPr>
           <w:rFonts w:ascii="Times New Roman" w:hAnsi="Times New Roman"/>
-          <w:iCs/>
-          <w:color w:val="000000" w:themeColor="text1"/>
-        </w:rPr>
-      </w:pPr>
-      <w:r>
-        <w:rPr>
-          <w:rFonts w:ascii="Times New Roman" w:hAnsi="Times New Roman"/>
-          <w:iCs/>
-          <w:color w:val="000000" w:themeColor="text1"/>
-        </w:rPr>
-        <w:t>{/</w:t>
-      </w:r>
-      <w:proofErr w:type="spellStart"/>
-      <w:r>
-        <w:rPr>
-          <w:rFonts w:ascii="Times New Roman" w:hAnsi="Times New Roman"/>
-          <w:iCs/>
-          <w:color w:val="000000" w:themeColor="text1"/>
-        </w:rPr>
-        <w:t>act_date</w:t>
-      </w:r>
-      <w:proofErr w:type="spellEnd"/>
-      <w:r>
-        <w:rPr>
-          <w:rFonts w:ascii="Times New Roman" w:hAnsi="Times New Roman"/>
-          <w:iCs/>
-          <w:color w:val="000000" w:themeColor="text1"/>
-        </w:rPr>
-        <w:t>}</w:t>
+          <w:bCs/>
+          <w:color w:val="000000" w:themeColor="text1"/>
+        </w:rPr>
+      </w:pPr>
+      <w:r>
+        <w:rPr>
+          <w:rFonts w:ascii="Times New Roman" w:hAnsi="Times New Roman"/>
+          <w:bCs/>
+          <w:color w:val="000000" w:themeColor="text1"/>
+        </w:rPr>
+        <w:t>{/act_date}</w:t>
       </w:r>
     </w:p>
     <w:p>
@@ -1037,19 +920,20 @@
         <w:tabs>
           <w:tab w:val="left" w:pos="993"/>
         </w:tabs>
-        <w:spacing w:after="120" w:line="276" w:lineRule="auto"/>
+        <w:spacing w:line="276" w:lineRule="auto"/>
         <w:ind w:left="0" w:firstLine="709"/>
         <w:contextualSpacing w:val="0"/>
         <w:jc w:val="both"/>
         <w:rPr>
           <w:rFonts w:ascii="Times New Roman" w:hAnsi="Times New Roman"/>
-          <w:i/>
-          <w:color w:val="000000" w:themeColor="text1"/>
-        </w:rPr>
-      </w:pPr>
-      <w:r>
-        <w:rPr>
-          <w:rFonts w:ascii="Times New Roman" w:hAnsi="Times New Roman"/>
+          <w:bCs/>
+          <w:color w:val="000000" w:themeColor="text1"/>
+        </w:rPr>
+      </w:pPr>
+      <w:r>
+        <w:rPr>
+          <w:rFonts w:ascii="Times New Roman" w:hAnsi="Times New Roman"/>
+          <w:bCs/>
           <w:color w:val="000000" w:themeColor="text1"/>
         </w:rPr>
         <w:t xml:space="preserve">Завершить </w:t>
@@ -1057,30 +941,23 @@
       <w:r>
         <w:rPr>
           <w:rFonts w:ascii="Times New Roman" w:hAnsi="Times New Roman"/>
+          <w:bCs/>
           <w:color w:val="000000" w:themeColor="text1"/>
         </w:rPr>
         <w:t>{</w:t>
       </w:r>
-      <w:proofErr w:type="spellStart"/>
-      <w:r>
-        <w:rPr>
-          <w:rFonts w:ascii="Times New Roman" w:hAnsi="Times New Roman"/>
-          <w:color w:val="000000" w:themeColor="text1"/>
-          <w:lang w:val="en-US"/>
-        </w:rPr>
-        <w:t>pv</w:t>
-      </w:r>
-      <w:proofErr w:type="spellEnd"/>
-      <w:r>
-        <w:rPr>
-          <w:rFonts w:ascii="Times New Roman" w:hAnsi="Times New Roman"/>
-          <w:color w:val="000000" w:themeColor="text1"/>
-        </w:rPr>
-        <w:t>11</w:t>
-      </w:r>
-      <w:r>
-        <w:rPr>
-          <w:rFonts w:ascii="Times New Roman" w:hAnsi="Times New Roman"/>
+      <w:r>
+        <w:rPr>
+          <w:rFonts w:ascii="Times New Roman" w:hAnsi="Times New Roman"/>
+          <w:bCs/>
+          <w:color w:val="000000" w:themeColor="text1"/>
+        </w:rPr>
+        <w:t>pv11</w:t>
+      </w:r>
+      <w:r>
+        <w:rPr>
+          <w:rFonts w:ascii="Times New Roman" w:hAnsi="Times New Roman"/>
+          <w:bCs/>
           <w:color w:val="000000" w:themeColor="text1"/>
         </w:rPr>
         <w:t>}</w:t>
@@ -1088,6 +965,7 @@
       <w:r>
         <w:rPr>
           <w:rFonts w:ascii="Times New Roman" w:hAnsi="Times New Roman"/>
+          <w:bCs/>
           <w:color w:val="000000" w:themeColor="text1"/>
         </w:rPr>
         <w:t xml:space="preserve"> в срок до </w:t>
@@ -1100,7 +978,6 @@
         </w:rPr>
         <w:t>{</w:t>
       </w:r>
-      <w:proofErr w:type="spellStart"/>
       <w:r>
         <w:rPr>
           <w:rFonts w:ascii="Times New Roman" w:hAnsi="Times New Roman"/>
@@ -1109,7 +986,6 @@
         </w:rPr>
         <w:t>end_date</w:t>
       </w:r>
-      <w:proofErr w:type="spellEnd"/>
       <w:r>
         <w:rPr>
           <w:rFonts w:ascii="Times New Roman" w:hAnsi="Times New Roman"/>
@@ -1121,6 +997,7 @@
       <w:r>
         <w:rPr>
           <w:rFonts w:ascii="Times New Roman" w:hAnsi="Times New Roman"/>
+          <w:bCs/>
           <w:color w:val="000000" w:themeColor="text1"/>
         </w:rPr>
         <w:t>.</w:t>
@@ -1132,20 +1009,20 @@
         <w:tabs>
           <w:tab w:val="left" w:pos="993"/>
         </w:tabs>
-        <w:spacing w:after="120" w:line="276" w:lineRule="auto"/>
+        <w:spacing w:line="276" w:lineRule="auto"/>
         <w:ind w:left="709"/>
         <w:contextualSpacing w:val="0"/>
         <w:jc w:val="both"/>
         <w:rPr>
           <w:rFonts w:ascii="Times New Roman" w:hAnsi="Times New Roman"/>
-          <w:iCs/>
-          <w:color w:val="000000" w:themeColor="text1"/>
-        </w:rPr>
-      </w:pPr>
-      <w:r>
-        <w:rPr>
-          <w:rFonts w:ascii="Times New Roman" w:hAnsi="Times New Roman"/>
-          <w:iCs/>
+          <w:bCs/>
+          <w:color w:val="000000" w:themeColor="text1"/>
+        </w:rPr>
+      </w:pPr>
+      <w:r>
+        <w:rPr>
+          <w:rFonts w:ascii="Times New Roman" w:hAnsi="Times New Roman"/>
+          <w:bCs/>
           <w:color w:val="000000" w:themeColor="text1"/>
         </w:rPr>
         <w:t>{#showLinkApp1}</w:t>
@@ -1161,7 +1038,7 @@
         <w:tabs>
           <w:tab w:val="left" w:pos="993"/>
         </w:tabs>
-        <w:spacing w:after="120" w:line="276" w:lineRule="auto"/>
+        <w:spacing w:line="276" w:lineRule="auto"/>
         <w:ind w:left="0" w:firstLine="709"/>
         <w:contextualSpacing w:val="0"/>
         <w:jc w:val="both"/>
@@ -1187,7 +1064,6 @@
         </w:rPr>
         <w:t>{</w:t>
       </w:r>
-      <w:proofErr w:type="spellStart"/>
       <w:r>
         <w:rPr>
           <w:rFonts w:ascii="Times New Roman" w:hAnsi="Times New Roman"/>
@@ -1197,25 +1073,14 @@
         </w:rPr>
         <w:t>pril</w:t>
       </w:r>
-      <w:proofErr w:type="spellEnd"/>
-      <w:r>
-        <w:rPr>
-          <w:rFonts w:ascii="Times New Roman" w:hAnsi="Times New Roman"/>
-          <w:bCs/>
-          <w:color w:val="000000" w:themeColor="text1"/>
-        </w:rPr>
-        <w:t>_</w:t>
-      </w:r>
-      <w:proofErr w:type="spellStart"/>
-      <w:r>
-        <w:rPr>
-          <w:rFonts w:ascii="Times New Roman" w:hAnsi="Times New Roman"/>
-          <w:bCs/>
-          <w:color w:val="000000" w:themeColor="text1"/>
-        </w:rPr>
-        <w:t>emp</w:t>
-      </w:r>
-      <w:proofErr w:type="spellEnd"/>
+      <w:r>
+        <w:rPr>
+          <w:rFonts w:ascii="Times New Roman" w:hAnsi="Times New Roman"/>
+          <w:bCs/>
+          <w:color w:val="000000" w:themeColor="text1"/>
+        </w:rPr>
+        <w:t>_emp</w:t>
+      </w:r>
       <w:r>
         <w:rPr>
           <w:rFonts w:ascii="Times New Roman" w:hAnsi="Times New Roman"/>
@@ -1240,20 +1105,20 @@
         <w:tabs>
           <w:tab w:val="left" w:pos="993"/>
         </w:tabs>
-        <w:spacing w:after="120" w:line="276" w:lineRule="auto"/>
+        <w:spacing w:line="276" w:lineRule="auto"/>
         <w:ind w:left="709"/>
         <w:contextualSpacing w:val="0"/>
         <w:jc w:val="both"/>
         <w:rPr>
           <w:rFonts w:ascii="Times New Roman" w:hAnsi="Times New Roman"/>
-          <w:iCs/>
-          <w:color w:val="000000" w:themeColor="text1"/>
-        </w:rPr>
-      </w:pPr>
-      <w:r>
-        <w:rPr>
-          <w:rFonts w:ascii="Times New Roman" w:hAnsi="Times New Roman"/>
-          <w:iCs/>
+          <w:bCs/>
+          <w:color w:val="000000" w:themeColor="text1"/>
+        </w:rPr>
+      </w:pPr>
+      <w:r>
+        <w:rPr>
+          <w:rFonts w:ascii="Times New Roman" w:hAnsi="Times New Roman"/>
+          <w:bCs/>
           <w:color w:val="000000" w:themeColor="text1"/>
         </w:rPr>
         <w:t>{/showLinkApp1}</w:t>
@@ -1265,20 +1130,20 @@
         <w:tabs>
           <w:tab w:val="left" w:pos="993"/>
         </w:tabs>
-        <w:spacing w:after="120" w:line="276" w:lineRule="auto"/>
+        <w:spacing w:line="276" w:lineRule="auto"/>
         <w:ind w:left="709"/>
         <w:contextualSpacing w:val="0"/>
         <w:jc w:val="both"/>
         <w:rPr>
           <w:rFonts w:ascii="Times New Roman" w:hAnsi="Times New Roman"/>
-          <w:iCs/>
-          <w:color w:val="000000" w:themeColor="text1"/>
-        </w:rPr>
-      </w:pPr>
-      <w:r>
-        <w:rPr>
-          <w:rFonts w:ascii="Times New Roman" w:hAnsi="Times New Roman"/>
-          <w:iCs/>
+          <w:bCs/>
+          <w:color w:val="000000" w:themeColor="text1"/>
+        </w:rPr>
+      </w:pPr>
+      <w:r>
+        <w:rPr>
+          <w:rFonts w:ascii="Times New Roman" w:hAnsi="Times New Roman"/>
+          <w:bCs/>
           <w:color w:val="000000" w:themeColor="text1"/>
         </w:rPr>
         <w:t>{#showLinkApp2}</w:t>
@@ -1318,7 +1183,6 @@
         </w:rPr>
         <w:t>{</w:t>
       </w:r>
-      <w:proofErr w:type="spellStart"/>
       <w:r>
         <w:rPr>
           <w:rFonts w:ascii="Times New Roman" w:hAnsi="Times New Roman"/>
@@ -1327,7 +1191,6 @@
         </w:rPr>
         <w:t>pv</w:t>
       </w:r>
-      <w:proofErr w:type="spellEnd"/>
       <w:r>
         <w:rPr>
           <w:rFonts w:ascii="Times New Roman" w:hAnsi="Times New Roman"/>
@@ -1358,7 +1221,6 @@
         </w:rPr>
         <w:t>{</w:t>
       </w:r>
-      <w:proofErr w:type="spellStart"/>
       <w:r>
         <w:rPr>
           <w:rFonts w:ascii="Times New Roman" w:hAnsi="Times New Roman"/>
@@ -1367,7 +1229,6 @@
         </w:rPr>
         <w:t>kps_and_ps_count</w:t>
       </w:r>
-      <w:proofErr w:type="spellEnd"/>
       <w:r>
         <w:rPr>
           <w:rFonts w:ascii="Times New Roman" w:hAnsi="Times New Roman"/>
@@ -1432,7 +1293,6 @@
         </w:rPr>
         <w:t>{</w:t>
       </w:r>
-      <w:proofErr w:type="spellStart"/>
       <w:r>
         <w:rPr>
           <w:rFonts w:ascii="Times New Roman" w:hAnsi="Times New Roman"/>
@@ -1442,7 +1302,6 @@
         </w:rPr>
         <w:t>pril</w:t>
       </w:r>
-      <w:proofErr w:type="spellEnd"/>
       <w:r>
         <w:rPr>
           <w:rFonts w:ascii="Times New Roman" w:hAnsi="Times New Roman"/>
@@ -1617,7 +1476,6 @@
         </w:rPr>
         <w:t>{</w:t>
       </w:r>
-      <w:proofErr w:type="spellStart"/>
       <w:r>
         <w:rPr>
           <w:rFonts w:ascii="Times New Roman" w:hAnsi="Times New Roman"/>
@@ -1626,7 +1484,6 @@
         </w:rPr>
         <w:t>pv</w:t>
       </w:r>
-      <w:proofErr w:type="spellEnd"/>
       <w:r>
         <w:rPr>
           <w:rFonts w:ascii="Times New Roman" w:hAnsi="Times New Roman"/>
@@ -1673,23 +1530,13 @@
         </w:rPr>
         <w:t>{</w:t>
       </w:r>
-      <w:proofErr w:type="spellStart"/>
-      <w:r>
-        <w:rPr>
-          <w:rFonts w:ascii="Times New Roman" w:hAnsi="Times New Roman"/>
-          <w:bCs/>
-          <w:color w:val="000000" w:themeColor="text1"/>
-        </w:rPr>
-        <w:t>kps_and_ps_count</w:t>
-      </w:r>
-      <w:proofErr w:type="spellEnd"/>
-      <w:r>
-        <w:rPr>
-          <w:rFonts w:ascii="Times New Roman" w:hAnsi="Times New Roman"/>
-          <w:bCs/>
-          <w:color w:val="000000" w:themeColor="text1"/>
-        </w:rPr>
-        <w:t>_</w:t>
+      <w:r>
+        <w:rPr>
+          <w:rFonts w:ascii="Times New Roman" w:hAnsi="Times New Roman"/>
+          <w:bCs/>
+          <w:color w:val="000000" w:themeColor="text1"/>
+        </w:rPr>
+        <w:t>kps_and_ps_count_</w:t>
       </w:r>
       <w:r>
         <w:rPr>
@@ -1724,7 +1571,6 @@
         </w:rPr>
         <w:t>{</w:t>
       </w:r>
-      <w:proofErr w:type="spellStart"/>
       <w:r>
         <w:rPr>
           <w:rFonts w:ascii="Times New Roman" w:hAnsi="Times New Roman"/>
@@ -1734,7 +1580,6 @@
         </w:rPr>
         <w:t>pril</w:t>
       </w:r>
-      <w:proofErr w:type="spellEnd"/>
       <w:r>
         <w:rPr>
           <w:rFonts w:ascii="Times New Roman" w:hAnsi="Times New Roman"/>
@@ -1801,7 +1646,6 @@
         </w:rPr>
         <w:t>/</w:t>
       </w:r>
-      <w:proofErr w:type="spellStart"/>
       <w:r>
         <w:rPr>
           <w:rFonts w:ascii="Times New Roman" w:hAnsi="Times New Roman"/>
@@ -1810,7 +1654,6 @@
         </w:rPr>
         <w:t>showLinkApp</w:t>
       </w:r>
-      <w:proofErr w:type="spellEnd"/>
       <w:r>
         <w:rPr>
           <w:rFonts w:ascii="Times New Roman" w:hAnsi="Times New Roman"/>
@@ -1852,216 +1695,6 @@
         </w:rPr>
         <w:t>{#showLinkApp</w:t>
       </w:r>
-      <w:r>
-        <w:rPr>
-          <w:rFonts w:ascii="Times New Roman" w:hAnsi="Times New Roman"/>
-          <w:bCs/>
-          <w:color w:val="000000" w:themeColor="text1"/>
-          <w:lang w:val="en-US"/>
-        </w:rPr>
-        <w:t>4</w:t>
-      </w:r>
-      <w:r>
-        <w:rPr>
-          <w:rFonts w:ascii="Times New Roman" w:hAnsi="Times New Roman"/>
-          <w:bCs/>
-          <w:color w:val="000000" w:themeColor="text1"/>
-        </w:rPr>
-        <w:t>}</w:t>
-      </w:r>
-    </w:p>
-    <w:p>
-      <w:pPr>
-        <w:pStyle w:val="a8"/>
-        <w:numPr>
-          <w:ilvl w:val="0"/>
-          <w:numId w:val="11"/>
-        </w:numPr>
-        <w:tabs>
-          <w:tab w:val="left" w:pos="993"/>
-        </w:tabs>
-        <w:spacing w:before="120" w:after="120" w:line="276" w:lineRule="auto"/>
-        <w:ind w:left="0" w:firstLine="709"/>
-        <w:contextualSpacing w:val="0"/>
-        <w:jc w:val="both"/>
-        <w:rPr>
-          <w:rFonts w:ascii="Times New Roman" w:hAnsi="Times New Roman"/>
-          <w:bCs/>
-          <w:color w:val="000000" w:themeColor="text1"/>
-        </w:rPr>
-      </w:pPr>
-      <w:r>
-        <w:rPr>
-          <w:rFonts w:ascii="Times New Roman" w:hAnsi="Times New Roman"/>
-          <w:bCs/>
-          <w:color w:val="000000" w:themeColor="text1"/>
-        </w:rPr>
-        <w:t>Предоставить участникам проверки полномочия по оформлению необходимых ролей/групп доступа к информационным ресурсам Банка п</w:t>
-      </w:r>
-      <w:r>
-        <w:rPr>
-          <w:rFonts w:ascii="Times New Roman" w:hAnsi="Times New Roman"/>
-          <w:bCs/>
-          <w:color w:val="000000" w:themeColor="text1"/>
-        </w:rPr>
-        <w:t xml:space="preserve">о проверяемому направлению, в том </w:t>
-      </w:r>
-      <w:r>
-        <w:rPr>
-          <w:rFonts w:ascii="Times New Roman" w:hAnsi="Times New Roman"/>
-          <w:bCs/>
-          <w:color w:val="000000" w:themeColor="text1"/>
-        </w:rPr>
-        <w:lastRenderedPageBreak/>
-        <w:t>числе</w:t>
-      </w:r>
-      <w:r>
-        <w:rPr>
-          <w:rFonts w:ascii="Times New Roman" w:hAnsi="Times New Roman"/>
-          <w:bCs/>
-          <w:color w:val="000000" w:themeColor="text1"/>
-        </w:rPr>
-        <w:t xml:space="preserve"> к автоматизированным банковским системам и хранилищам/витринам данных на просмотр </w:t>
-      </w:r>
-      <w:r>
-        <w:rPr>
-          <w:rFonts w:ascii="Times New Roman" w:hAnsi="Times New Roman"/>
-          <w:bCs/>
-          <w:color w:val="000000" w:themeColor="text1"/>
-        </w:rPr>
-        <w:t>информации</w:t>
-      </w:r>
-      <w:r>
-        <w:rPr>
-          <w:rFonts w:ascii="Times New Roman" w:hAnsi="Times New Roman"/>
-          <w:bCs/>
-          <w:vertAlign w:val="superscript"/>
-        </w:rPr>
-        <w:footnoteReference w:id="2"/>
-      </w:r>
-      <w:r>
-        <w:rPr>
-          <w:rFonts w:ascii="Times New Roman" w:hAnsi="Times New Roman"/>
-          <w:bCs/>
-          <w:color w:val="000000" w:themeColor="text1"/>
-        </w:rPr>
-        <w:t xml:space="preserve"> </w:t>
-      </w:r>
-      <w:r>
-        <w:rPr>
-          <w:rFonts w:ascii="Times New Roman" w:hAnsi="Times New Roman"/>
-          <w:bCs/>
-          <w:color w:val="000000" w:themeColor="text1"/>
-        </w:rPr>
-        <w:t xml:space="preserve">(перечень в Приложении </w:t>
-      </w:r>
-      <w:r>
-        <w:rPr>
-          <w:rFonts w:ascii="Times New Roman" w:hAnsi="Times New Roman"/>
-          <w:bCs/>
-          <w:color w:val="000000" w:themeColor="text1"/>
-        </w:rPr>
-        <w:t>{</w:t>
-      </w:r>
-      <w:proofErr w:type="spellStart"/>
-      <w:r>
-        <w:rPr>
-          <w:rFonts w:ascii="Times New Roman" w:hAnsi="Times New Roman"/>
-          <w:bCs/>
-          <w:color w:val="000000" w:themeColor="text1"/>
-          <w:lang w:val="en-US"/>
-        </w:rPr>
-        <w:t>pril</w:t>
-      </w:r>
-      <w:proofErr w:type="spellEnd"/>
-      <w:r>
-        <w:rPr>
-          <w:rFonts w:ascii="Times New Roman" w:hAnsi="Times New Roman"/>
-          <w:bCs/>
-          <w:color w:val="000000" w:themeColor="text1"/>
-        </w:rPr>
-        <w:t>_</w:t>
-      </w:r>
-      <w:proofErr w:type="spellStart"/>
-      <w:r>
-        <w:rPr>
-          <w:rFonts w:ascii="Times New Roman" w:hAnsi="Times New Roman"/>
-          <w:bCs/>
-          <w:color w:val="000000" w:themeColor="text1"/>
-          <w:lang w:val="en-US"/>
-        </w:rPr>
-        <w:t>as</w:t>
-      </w:r>
-      <w:r>
-        <w:rPr>
-          <w:rFonts w:ascii="Times New Roman" w:hAnsi="Times New Roman"/>
-          <w:bCs/>
-          <w:color w:val="000000" w:themeColor="text1"/>
-          <w:lang w:val="en-US"/>
-        </w:rPr>
-        <w:t>ki</w:t>
-      </w:r>
-      <w:proofErr w:type="spellEnd"/>
-      <w:r>
-        <w:rPr>
-          <w:rFonts w:ascii="Times New Roman" w:hAnsi="Times New Roman"/>
-          <w:bCs/>
-          <w:color w:val="000000" w:themeColor="text1"/>
-        </w:rPr>
-        <w:t>}</w:t>
-      </w:r>
-      <w:r>
-        <w:rPr>
-          <w:rFonts w:ascii="Times New Roman" w:hAnsi="Times New Roman"/>
-          <w:bCs/>
-          <w:color w:val="000000" w:themeColor="text1"/>
-        </w:rPr>
-        <w:t>).</w:t>
-      </w:r>
-    </w:p>
-    <w:p>
-      <w:pPr>
-        <w:pStyle w:val="a8"/>
-        <w:tabs>
-          <w:tab w:val="left" w:pos="993"/>
-        </w:tabs>
-        <w:spacing w:before="120" w:after="120" w:line="276" w:lineRule="auto"/>
-        <w:ind w:left="709"/>
-        <w:contextualSpacing w:val="0"/>
-        <w:jc w:val="both"/>
-        <w:rPr>
-          <w:rFonts w:ascii="Times New Roman" w:hAnsi="Times New Roman"/>
-          <w:bCs/>
-          <w:color w:val="000000" w:themeColor="text1"/>
-        </w:rPr>
-      </w:pPr>
-      <w:r>
-        <w:rPr>
-          <w:rFonts w:ascii="Times New Roman" w:hAnsi="Times New Roman"/>
-          <w:bCs/>
-          <w:color w:val="000000" w:themeColor="text1"/>
-        </w:rPr>
-        <w:t>{</w:t>
-      </w:r>
-      <w:r>
-        <w:rPr>
-          <w:rFonts w:ascii="Times New Roman" w:hAnsi="Times New Roman"/>
-          <w:bCs/>
-          <w:color w:val="000000" w:themeColor="text1"/>
-          <w:lang w:val="en-US"/>
-        </w:rPr>
-        <w:t>/</w:t>
-      </w:r>
-      <w:proofErr w:type="spellStart"/>
-      <w:r>
-        <w:rPr>
-          <w:rFonts w:ascii="Times New Roman" w:hAnsi="Times New Roman"/>
-          <w:bCs/>
-          <w:color w:val="000000" w:themeColor="text1"/>
-        </w:rPr>
-        <w:t>showLinkApp</w:t>
-      </w:r>
-      <w:proofErr w:type="spellEnd"/>
       <w:r>
         <w:rPr>
           <w:rFonts w:ascii="Times New Roman" w:hAnsi="Times New Roman"/>
@@ -2106,6 +1739,198 @@
           <w:bCs/>
           <w:color w:val="000000" w:themeColor="text1"/>
         </w:rPr>
+        <w:t>Предоставить участникам проверки полномочия по оформлению необходимых ролей/групп доступа к информационным ресурсам Банка п</w:t>
+      </w:r>
+      <w:r>
+        <w:rPr>
+          <w:rFonts w:ascii="Times New Roman" w:hAnsi="Times New Roman"/>
+          <w:bCs/>
+          <w:color w:val="000000" w:themeColor="text1"/>
+        </w:rPr>
+        <w:t>о проверяемому направлению, в том числе</w:t>
+      </w:r>
+      <w:r>
+        <w:rPr>
+          <w:rFonts w:ascii="Times New Roman" w:hAnsi="Times New Roman"/>
+          <w:bCs/>
+          <w:color w:val="000000" w:themeColor="text1"/>
+        </w:rPr>
+        <w:t xml:space="preserve"> к автоматизированным банковским системам и хранилищам/витринам данных на просмотр </w:t>
+      </w:r>
+      <w:r>
+        <w:rPr>
+          <w:rFonts w:ascii="Times New Roman" w:hAnsi="Times New Roman"/>
+          <w:bCs/>
+          <w:color w:val="000000" w:themeColor="text1"/>
+        </w:rPr>
+        <w:t>информации</w:t>
+      </w:r>
+      <w:r>
+        <w:rPr>
+          <w:rFonts w:ascii="Times New Roman" w:hAnsi="Times New Roman"/>
+          <w:bCs/>
+          <w:vertAlign w:val="superscript"/>
+        </w:rPr>
+        <w:footnoteReference w:id="2"/>
+      </w:r>
+      <w:r>
+        <w:rPr>
+          <w:rFonts w:ascii="Times New Roman" w:hAnsi="Times New Roman"/>
+          <w:bCs/>
+          <w:color w:val="000000" w:themeColor="text1"/>
+        </w:rPr>
+        <w:t xml:space="preserve"> </w:t>
+      </w:r>
+      <w:r>
+        <w:rPr>
+          <w:rFonts w:ascii="Times New Roman" w:hAnsi="Times New Roman"/>
+          <w:bCs/>
+          <w:color w:val="000000" w:themeColor="text1"/>
+        </w:rPr>
+        <w:t xml:space="preserve">(перечень в Приложении </w:t>
+      </w:r>
+      <w:r>
+        <w:rPr>
+          <w:rFonts w:ascii="Times New Roman" w:hAnsi="Times New Roman"/>
+          <w:bCs/>
+          <w:color w:val="000000" w:themeColor="text1"/>
+        </w:rPr>
+        <w:t>{</w:t>
+      </w:r>
+      <w:r>
+        <w:rPr>
+          <w:rFonts w:ascii="Times New Roman" w:hAnsi="Times New Roman"/>
+          <w:bCs/>
+          <w:color w:val="000000" w:themeColor="text1"/>
+          <w:lang w:val="en-US"/>
+        </w:rPr>
+        <w:t>pril</w:t>
+      </w:r>
+      <w:r>
+        <w:rPr>
+          <w:rFonts w:ascii="Times New Roman" w:hAnsi="Times New Roman"/>
+          <w:bCs/>
+          <w:color w:val="000000" w:themeColor="text1"/>
+        </w:rPr>
+        <w:t>_</w:t>
+      </w:r>
+      <w:r>
+        <w:rPr>
+          <w:rFonts w:ascii="Times New Roman" w:hAnsi="Times New Roman"/>
+          <w:bCs/>
+          <w:color w:val="000000" w:themeColor="text1"/>
+          <w:lang w:val="en-US"/>
+        </w:rPr>
+        <w:t>as</w:t>
+      </w:r>
+      <w:r>
+        <w:rPr>
+          <w:rFonts w:ascii="Times New Roman" w:hAnsi="Times New Roman"/>
+          <w:bCs/>
+          <w:color w:val="000000" w:themeColor="text1"/>
+          <w:lang w:val="en-US"/>
+        </w:rPr>
+        <w:t>ki</w:t>
+      </w:r>
+      <w:r>
+        <w:rPr>
+          <w:rFonts w:ascii="Times New Roman" w:hAnsi="Times New Roman"/>
+          <w:bCs/>
+          <w:color w:val="000000" w:themeColor="text1"/>
+        </w:rPr>
+        <w:t>}</w:t>
+      </w:r>
+      <w:r>
+        <w:rPr>
+          <w:rFonts w:ascii="Times New Roman" w:hAnsi="Times New Roman"/>
+          <w:bCs/>
+          <w:color w:val="000000" w:themeColor="text1"/>
+        </w:rPr>
+        <w:t>).</w:t>
+      </w:r>
+    </w:p>
+    <w:p>
+      <w:pPr>
+        <w:pStyle w:val="a8"/>
+        <w:tabs>
+          <w:tab w:val="left" w:pos="993"/>
+        </w:tabs>
+        <w:spacing w:before="120" w:after="120" w:line="276" w:lineRule="auto"/>
+        <w:ind w:left="709"/>
+        <w:jc w:val="both"/>
+        <w:rPr>
+          <w:rFonts w:ascii="Times New Roman" w:hAnsi="Times New Roman"/>
+          <w:bCs/>
+          <w:color w:val="000000" w:themeColor="text1"/>
+        </w:rPr>
+      </w:pPr>
+      <w:r>
+        <w:rPr>
+          <w:rFonts w:ascii="Times New Roman" w:hAnsi="Times New Roman"/>
+          <w:bCs/>
+          <w:color w:val="000000" w:themeColor="text1"/>
+        </w:rPr>
+        <w:t>{</w:t>
+      </w:r>
+      <w:r>
+        <w:rPr>
+          <w:rFonts w:ascii="Times New Roman" w:hAnsi="Times New Roman"/>
+          <w:bCs/>
+          <w:color w:val="000000" w:themeColor="text1"/>
+        </w:rPr>
+        <w:t>/</w:t>
+      </w:r>
+      <w:r>
+        <w:rPr>
+          <w:rFonts w:ascii="Times New Roman" w:hAnsi="Times New Roman"/>
+          <w:bCs/>
+          <w:color w:val="000000" w:themeColor="text1"/>
+        </w:rPr>
+        <w:t>showLinkApp</w:t>
+      </w:r>
+      <w:r>
+        <w:rPr>
+          <w:rFonts w:ascii="Times New Roman" w:hAnsi="Times New Roman"/>
+          <w:bCs/>
+          <w:color w:val="000000" w:themeColor="text1"/>
+        </w:rPr>
+        <w:t>4</w:t>
+      </w:r>
+      <w:r>
+        <w:rPr>
+          <w:rFonts w:ascii="Times New Roman" w:hAnsi="Times New Roman"/>
+          <w:bCs/>
+          <w:color w:val="000000" w:themeColor="text1"/>
+        </w:rPr>
+        <w:t>}</w:t>
+      </w:r>
+    </w:p>
+    <w:p>
+      <w:pPr>
+        <w:pStyle w:val="a8"/>
+        <w:numPr>
+          <w:ilvl w:val="0"/>
+          <w:numId w:val="11"/>
+        </w:numPr>
+        <w:tabs>
+          <w:tab w:val="left" w:pos="993"/>
+        </w:tabs>
+        <w:spacing w:before="120" w:line="276" w:lineRule="auto"/>
+        <w:ind w:left="0" w:firstLine="709"/>
+        <w:contextualSpacing w:val="0"/>
+        <w:jc w:val="both"/>
+        <w:rPr>
+          <w:rFonts w:ascii="Times New Roman" w:hAnsi="Times New Roman"/>
+          <w:bCs/>
+          <w:color w:val="000000" w:themeColor="text1"/>
+        </w:rPr>
+      </w:pPr>
+      <w:r>
+        <w:rPr>
+          <w:rFonts w:ascii="Times New Roman" w:hAnsi="Times New Roman"/>
+          <w:bCs/>
+          <w:color w:val="000000" w:themeColor="text1"/>
+        </w:rPr>
         <w:t>Контроль исполнения настоящего Распоряжения возложить на</w:t>
       </w:r>
       <w:r>
@@ -2119,7 +1944,6 @@
         </w:rPr>
         <w:t>{</w:t>
       </w:r>
-      <w:proofErr w:type="spellStart"/>
       <w:r>
         <w:rPr>
           <w:rFonts w:ascii="Times New Roman" w:hAnsi="Times New Roman"/>
@@ -2128,7 +1952,6 @@
         </w:rPr>
         <w:t>dir</w:t>
       </w:r>
-      <w:proofErr w:type="spellEnd"/>
       <w:r>
         <w:rPr>
           <w:rFonts w:ascii="Times New Roman" w:hAnsi="Times New Roman"/>
@@ -2226,7 +2049,6 @@
               </w:rPr>
               <w:t>{</w:t>
             </w:r>
-            <w:proofErr w:type="spellStart"/>
             <w:r>
               <w:rPr>
                 <w:b/>
@@ -2234,7 +2056,6 @@
               </w:rPr>
               <w:t>podpis_title</w:t>
             </w:r>
-            <w:proofErr w:type="spellEnd"/>
             <w:r>
               <w:rPr>
                 <w:b/>
@@ -2297,7 +2118,6 @@
               </w:rPr>
               <w:t>{</w:t>
             </w:r>
-            <w:proofErr w:type="spellStart"/>
             <w:r>
               <w:rPr>
                 <w:b/>
@@ -2305,7 +2125,6 @@
               </w:rPr>
               <w:t>podpis_fio</w:t>
             </w:r>
-            <w:proofErr w:type="spellEnd"/>
             <w:r>
               <w:rPr>
                 <w:b/>
@@ -2414,15 +2233,7 @@
           <w:b/>
         </w:rPr>
         <w:lastRenderedPageBreak/>
-        <w:t>{#showApp</w:t>
-      </w:r>
-      <w:proofErr w:type="gramStart"/>
-      <w:r>
-        <w:rPr>
-          <w:rFonts w:ascii="Times New Roman" w:hAnsi="Times New Roman"/>
-          <w:b/>
-        </w:rPr>
-        <w:t>1</w:t>
+        <w:t>{#showApp1</w:t>
       </w:r>
       <w:r>
         <w:rPr>
@@ -2437,15 +2248,7 @@
           <w:rFonts w:ascii="Times New Roman" w:hAnsi="Times New Roman"/>
           <w:b/>
         </w:rPr>
-        <w:t>Приложение</w:t>
-      </w:r>
-      <w:proofErr w:type="gramEnd"/>
-      <w:r>
-        <w:rPr>
-          <w:rFonts w:ascii="Times New Roman" w:hAnsi="Times New Roman"/>
-          <w:b/>
-        </w:rPr>
-        <w:t xml:space="preserve"> </w:t>
+        <w:t xml:space="preserve">Приложение </w:t>
       </w:r>
       <w:r>
         <w:rPr>
@@ -2456,7 +2259,6 @@
         </w:rPr>
         <w:t>{</w:t>
       </w:r>
-      <w:proofErr w:type="spellStart"/>
       <w:r>
         <w:rPr>
           <w:rFonts w:ascii="Times New Roman" w:hAnsi="Times New Roman"/>
@@ -2467,7 +2269,6 @@
         </w:rPr>
         <w:t>pril</w:t>
       </w:r>
-      <w:proofErr w:type="spellEnd"/>
       <w:r>
         <w:rPr>
           <w:rFonts w:ascii="Times New Roman" w:hAnsi="Times New Roman"/>
@@ -2477,7 +2278,6 @@
         </w:rPr>
         <w:t>_</w:t>
       </w:r>
-      <w:proofErr w:type="spellStart"/>
       <w:r>
         <w:rPr>
           <w:rFonts w:ascii="Times New Roman" w:hAnsi="Times New Roman"/>
@@ -2487,7 +2287,6 @@
         </w:rPr>
         <w:t>emp</w:t>
       </w:r>
-      <w:proofErr w:type="spellEnd"/>
       <w:r>
         <w:rPr>
           <w:rFonts w:ascii="Times New Roman" w:hAnsi="Times New Roman"/>
@@ -2655,7 +2454,6 @@
               </w:rPr>
               <w:t>{</w:t>
             </w:r>
-            <w:proofErr w:type="spellStart"/>
             <w:r>
               <w:rPr>
                 <w:b/>
@@ -2663,7 +2461,6 @@
               </w:rPr>
               <w:t>ca_tb</w:t>
             </w:r>
-            <w:proofErr w:type="spellEnd"/>
             <w:r>
               <w:rPr>
                 <w:b/>
@@ -2788,14 +2585,12 @@
             <w:r>
               <w:t>{</w:t>
             </w:r>
-            <w:proofErr w:type="spellStart"/>
             <w:r>
               <w:rPr>
                 <w:lang w:val="en-US"/>
               </w:rPr>
               <w:t>fio</w:t>
             </w:r>
-            <w:proofErr w:type="spellEnd"/>
             <w:r>
               <w:t>}</w:t>
             </w:r>
@@ -2910,14 +2705,12 @@
             <w:r>
               <w:t>{</w:t>
             </w:r>
-            <w:proofErr w:type="spellStart"/>
             <w:r>
               <w:rPr>
                 <w:lang w:val="en-US"/>
               </w:rPr>
               <w:t>tn</w:t>
             </w:r>
-            <w:proofErr w:type="spellEnd"/>
             <w:r>
               <w:t>}</w:t>
             </w:r>
@@ -3004,30 +2797,14 @@
           <w:b/>
         </w:rPr>
         <w:lastRenderedPageBreak/>
-        <w:t>{#showApp</w:t>
-      </w:r>
-      <w:proofErr w:type="gramStart"/>
-      <w:r>
-        <w:rPr>
-          <w:rFonts w:ascii="Times New Roman" w:hAnsi="Times New Roman"/>
-          <w:b/>
-        </w:rPr>
-        <w:t>2}</w:t>
-      </w:r>
-      <w:r>
-        <w:rPr>
-          <w:rFonts w:ascii="Times New Roman" w:hAnsi="Times New Roman"/>
-          <w:b/>
-        </w:rPr>
-        <w:t>Приложение</w:t>
-      </w:r>
-      <w:proofErr w:type="gramEnd"/>
-      <w:r>
-        <w:rPr>
-          <w:rFonts w:ascii="Times New Roman" w:hAnsi="Times New Roman"/>
-          <w:b/>
-        </w:rPr>
-        <w:t xml:space="preserve"> </w:t>
+        <w:t>{#showApp2}</w:t>
+      </w:r>
+      <w:r>
+        <w:rPr>
+          <w:rFonts w:ascii="Times New Roman" w:hAnsi="Times New Roman"/>
+          <w:b/>
+        </w:rPr>
+        <w:t xml:space="preserve">Приложение </w:t>
       </w:r>
       <w:r>
         <w:rPr>
@@ -3038,7 +2815,6 @@
         </w:rPr>
         <w:t>{</w:t>
       </w:r>
-      <w:proofErr w:type="spellStart"/>
       <w:r>
         <w:rPr>
           <w:rFonts w:ascii="Times New Roman" w:hAnsi="Times New Roman"/>
@@ -3049,7 +2825,6 @@
         </w:rPr>
         <w:t>pril</w:t>
       </w:r>
-      <w:proofErr w:type="spellEnd"/>
       <w:r>
         <w:rPr>
           <w:rFonts w:ascii="Times New Roman" w:hAnsi="Times New Roman"/>
@@ -3205,6 +2980,12 @@
               </w:rPr>
               <w:t>Процессы</w:t>
             </w:r>
+            <w:r>
+              <w:rPr>
+                <w:rStyle w:val="af"/>
+              </w:rPr>
+              <w:footnoteReference w:id="3"/>
+            </w:r>
           </w:p>
         </w:tc>
       </w:tr>
@@ -3498,14 +3279,12 @@
             <w:r>
               <w:t>{</w:t>
             </w:r>
-            <w:proofErr w:type="spellStart"/>
             <w:r>
               <w:rPr>
                 <w:lang w:val="en-US"/>
               </w:rPr>
               <w:t>kp_code</w:t>
             </w:r>
-            <w:proofErr w:type="spellEnd"/>
             <w:r>
               <w:t>}</w:t>
             </w:r>
@@ -3530,14 +3309,12 @@
             <w:r>
               <w:t>{</w:t>
             </w:r>
-            <w:proofErr w:type="spellStart"/>
             <w:r>
               <w:rPr>
                 <w:lang w:val="en-US"/>
               </w:rPr>
               <w:t>kp_name</w:t>
             </w:r>
-            <w:proofErr w:type="spellEnd"/>
             <w:r>
               <w:t>}</w:t>
             </w:r>
@@ -3562,14 +3339,12 @@
             <w:r>
               <w:t>{</w:t>
             </w:r>
-            <w:proofErr w:type="spellStart"/>
             <w:r>
               <w:rPr>
                 <w:lang w:val="en-US"/>
               </w:rPr>
               <w:t>kp_owner</w:t>
             </w:r>
-            <w:proofErr w:type="spellEnd"/>
             <w:r>
               <w:t>}</w:t>
             </w:r>
@@ -3594,7 +3369,6 @@
             <w:r>
               <w:t>{</w:t>
             </w:r>
-            <w:proofErr w:type="spellStart"/>
             <w:r>
               <w:rPr>
                 <w:lang w:val="en-US"/>
@@ -3607,7 +3381,6 @@
               </w:rPr>
               <w:t>i</w:t>
             </w:r>
-            <w:proofErr w:type="spellEnd"/>
             <w:r>
               <w:t>}</w:t>
             </w:r>
@@ -3632,14 +3405,12 @@
             <w:r>
               <w:t>{</w:t>
             </w:r>
-            <w:proofErr w:type="spellStart"/>
             <w:r>
               <w:rPr>
                 <w:lang w:val="en-US"/>
               </w:rPr>
               <w:t>p_code</w:t>
             </w:r>
-            <w:proofErr w:type="spellEnd"/>
             <w:r>
               <w:t>}</w:t>
             </w:r>
@@ -3664,14 +3435,12 @@
             <w:r>
               <w:t>{</w:t>
             </w:r>
-            <w:proofErr w:type="spellStart"/>
             <w:r>
               <w:rPr>
                 <w:lang w:val="en-US"/>
               </w:rPr>
               <w:t>p_name</w:t>
             </w:r>
-            <w:proofErr w:type="spellEnd"/>
             <w:r>
               <w:t>}</w:t>
             </w:r>
@@ -3696,45 +3465,27 @@
             <w:r>
               <w:t>{</w:t>
             </w:r>
-            <w:proofErr w:type="spellStart"/>
             <w:r>
               <w:rPr>
                 <w:lang w:val="en-US"/>
               </w:rPr>
-              <w:t>p_</w:t>
-            </w:r>
-            <w:proofErr w:type="gramStart"/>
+              <w:t>p_owner</w:t>
+            </w:r>
+            <w:r>
+              <w:t>}</w:t>
+            </w:r>
             <w:r>
               <w:rPr>
                 <w:lang w:val="en-US"/>
               </w:rPr>
-              <w:t>owner</w:t>
-            </w:r>
-            <w:proofErr w:type="spellEnd"/>
-            <w:r>
-              <w:t>}</w:t>
+              <w:t>{/</w:t>
             </w:r>
             <w:r>
               <w:rPr>
                 <w:lang w:val="en-US"/>
               </w:rPr>
-              <w:t>{</w:t>
-            </w:r>
-            <w:proofErr w:type="gramEnd"/>
-            <w:r>
-              <w:rPr>
-                <w:lang w:val="en-US"/>
-              </w:rPr>
-              <w:t>/</w:t>
-            </w:r>
-            <w:proofErr w:type="spellStart"/>
-            <w:r>
-              <w:rPr>
-                <w:lang w:val="en-US"/>
-              </w:rPr>
               <w:t>processesAdded</w:t>
             </w:r>
-            <w:proofErr w:type="spellEnd"/>
             <w:r>
               <w:rPr>
                 <w:lang w:val="en-US"/>
@@ -3800,7 +3551,6 @@
         <w:lastRenderedPageBreak/>
         <w:t>{#showApp</w:t>
       </w:r>
-      <w:proofErr w:type="gramStart"/>
       <w:r>
         <w:rPr>
           <w:rFonts w:ascii="Times New Roman" w:hAnsi="Times New Roman"/>
@@ -3820,15 +3570,7 @@
           <w:rFonts w:ascii="Times New Roman" w:hAnsi="Times New Roman"/>
           <w:b/>
         </w:rPr>
-        <w:t>Приложение</w:t>
-      </w:r>
-      <w:proofErr w:type="gramEnd"/>
-      <w:r>
-        <w:rPr>
-          <w:rFonts w:ascii="Times New Roman" w:hAnsi="Times New Roman"/>
-          <w:b/>
-        </w:rPr>
-        <w:t xml:space="preserve"> </w:t>
+        <w:t xml:space="preserve">Приложение </w:t>
       </w:r>
       <w:r>
         <w:rPr>
@@ -3839,7 +3581,6 @@
         </w:rPr>
         <w:t>{</w:t>
       </w:r>
-      <w:proofErr w:type="spellStart"/>
       <w:r>
         <w:rPr>
           <w:rFonts w:ascii="Times New Roman" w:hAnsi="Times New Roman"/>
@@ -3850,7 +3591,6 @@
         </w:rPr>
         <w:t>pril</w:t>
       </w:r>
-      <w:proofErr w:type="spellEnd"/>
       <w:r>
         <w:rPr>
           <w:rFonts w:ascii="Times New Roman" w:hAnsi="Times New Roman"/>
@@ -4006,6 +3746,12 @@
               </w:rPr>
               <w:t>Процессы</w:t>
             </w:r>
+            <w:r>
+              <w:rPr>
+                <w:rStyle w:val="af"/>
+              </w:rPr>
+              <w:footnoteReference w:id="4"/>
+            </w:r>
           </w:p>
         </w:tc>
       </w:tr>
@@ -4299,14 +4045,12 @@
             <w:r>
               <w:t>{</w:t>
             </w:r>
-            <w:proofErr w:type="spellStart"/>
             <w:r>
               <w:rPr>
                 <w:lang w:val="en-US"/>
               </w:rPr>
               <w:t>kp_code</w:t>
             </w:r>
-            <w:proofErr w:type="spellEnd"/>
             <w:r>
               <w:t>}</w:t>
             </w:r>
@@ -4331,14 +4075,12 @@
             <w:r>
               <w:t>{</w:t>
             </w:r>
-            <w:proofErr w:type="spellStart"/>
             <w:r>
               <w:rPr>
                 <w:lang w:val="en-US"/>
               </w:rPr>
               <w:t>kp_name</w:t>
             </w:r>
-            <w:proofErr w:type="spellEnd"/>
             <w:r>
               <w:t>}</w:t>
             </w:r>
@@ -4363,14 +4105,12 @@
             <w:r>
               <w:t>{</w:t>
             </w:r>
-            <w:proofErr w:type="spellStart"/>
             <w:r>
               <w:rPr>
                 <w:lang w:val="en-US"/>
               </w:rPr>
               <w:t>kp_owner</w:t>
             </w:r>
-            <w:proofErr w:type="spellEnd"/>
             <w:r>
               <w:t>}</w:t>
             </w:r>
@@ -4395,7 +4135,6 @@
             <w:r>
               <w:t>{</w:t>
             </w:r>
-            <w:proofErr w:type="spellStart"/>
             <w:r>
               <w:rPr>
                 <w:lang w:val="en-US"/>
@@ -4408,7 +4147,6 @@
               </w:rPr>
               <w:t>i</w:t>
             </w:r>
-            <w:proofErr w:type="spellEnd"/>
             <w:r>
               <w:t>}</w:t>
             </w:r>
@@ -4433,14 +4171,12 @@
             <w:r>
               <w:t>{</w:t>
             </w:r>
-            <w:proofErr w:type="spellStart"/>
             <w:r>
               <w:rPr>
                 <w:lang w:val="en-US"/>
               </w:rPr>
               <w:t>p_code</w:t>
             </w:r>
-            <w:proofErr w:type="spellEnd"/>
             <w:r>
               <w:t>}</w:t>
             </w:r>
@@ -4465,14 +4201,12 @@
             <w:r>
               <w:t>{</w:t>
             </w:r>
-            <w:proofErr w:type="spellStart"/>
             <w:r>
               <w:rPr>
                 <w:lang w:val="en-US"/>
               </w:rPr>
               <w:t>p_name</w:t>
             </w:r>
-            <w:proofErr w:type="spellEnd"/>
             <w:r>
               <w:t>}</w:t>
             </w:r>
@@ -4497,45 +4231,27 @@
             <w:r>
               <w:t>{</w:t>
             </w:r>
-            <w:proofErr w:type="spellStart"/>
             <w:r>
               <w:rPr>
                 <w:lang w:val="en-US"/>
               </w:rPr>
-              <w:t>p_</w:t>
-            </w:r>
-            <w:proofErr w:type="gramStart"/>
+              <w:t>p_owner</w:t>
+            </w:r>
+            <w:r>
+              <w:t>}</w:t>
+            </w:r>
             <w:r>
               <w:rPr>
                 <w:lang w:val="en-US"/>
               </w:rPr>
-              <w:t>owner</w:t>
-            </w:r>
-            <w:proofErr w:type="spellEnd"/>
-            <w:r>
-              <w:t>}</w:t>
+              <w:t>{/</w:t>
             </w:r>
             <w:r>
               <w:rPr>
                 <w:lang w:val="en-US"/>
               </w:rPr>
-              <w:t>{</w:t>
-            </w:r>
-            <w:proofErr w:type="gramEnd"/>
-            <w:r>
-              <w:rPr>
-                <w:lang w:val="en-US"/>
-              </w:rPr>
-              <w:t>/</w:t>
-            </w:r>
-            <w:proofErr w:type="spellStart"/>
-            <w:r>
-              <w:rPr>
-                <w:lang w:val="en-US"/>
-              </w:rPr>
               <w:t>processesRemoved</w:t>
             </w:r>
-            <w:proofErr w:type="spellEnd"/>
             <w:r>
               <w:rPr>
                 <w:lang w:val="en-US"/>
@@ -4570,7 +4286,6 @@
         </w:rPr>
         <w:t>/</w:t>
       </w:r>
-      <w:proofErr w:type="spellStart"/>
       <w:r>
         <w:rPr>
           <w:rFonts w:ascii="Times New Roman" w:hAnsi="Times New Roman"/>
@@ -4578,7 +4293,6 @@
         </w:rPr>
         <w:t>showApp</w:t>
       </w:r>
-      <w:proofErr w:type="spellEnd"/>
       <w:r>
         <w:rPr>
           <w:rFonts w:ascii="Times New Roman" w:hAnsi="Times New Roman"/>
@@ -4619,7 +4333,6 @@
         <w:lastRenderedPageBreak/>
         <w:t>{#showApp</w:t>
       </w:r>
-      <w:proofErr w:type="gramStart"/>
       <w:r>
         <w:rPr>
           <w:rFonts w:ascii="Times New Roman" w:hAnsi="Times New Roman"/>
@@ -4640,15 +4353,7 @@
           <w:rFonts w:ascii="Times New Roman" w:hAnsi="Times New Roman"/>
           <w:b/>
         </w:rPr>
-        <w:t>Приложение</w:t>
-      </w:r>
-      <w:proofErr w:type="gramEnd"/>
-      <w:r>
-        <w:rPr>
-          <w:rFonts w:ascii="Times New Roman" w:hAnsi="Times New Roman"/>
-          <w:b/>
-        </w:rPr>
-        <w:t xml:space="preserve"> </w:t>
+        <w:t xml:space="preserve">Приложение </w:t>
       </w:r>
       <w:r>
         <w:rPr>
@@ -4659,7 +4364,6 @@
         </w:rPr>
         <w:t>{</w:t>
       </w:r>
-      <w:proofErr w:type="spellStart"/>
       <w:r>
         <w:rPr>
           <w:rFonts w:ascii="Times New Roman" w:hAnsi="Times New Roman"/>
@@ -4690,7 +4394,6 @@
         </w:rPr>
         <w:t>ki</w:t>
       </w:r>
-      <w:proofErr w:type="spellEnd"/>
       <w:r>
         <w:rPr>
           <w:rFonts w:ascii="Times New Roman" w:hAnsi="Times New Roman"/>
@@ -4771,7 +4474,6 @@
         </w:rPr>
         <w:t>{</w:t>
       </w:r>
-      <w:proofErr w:type="spellStart"/>
       <w:r>
         <w:rPr>
           <w:rFonts w:ascii="Times New Roman" w:hAnsi="Times New Roman"/>
@@ -4780,7 +4482,6 @@
         </w:rPr>
         <w:t>pv</w:t>
       </w:r>
-      <w:proofErr w:type="spellEnd"/>
       <w:r>
         <w:rPr>
           <w:rFonts w:ascii="Times New Roman" w:hAnsi="Times New Roman"/>
@@ -4788,7 +4489,6 @@
         </w:rPr>
         <w:t>_</w:t>
       </w:r>
-      <w:proofErr w:type="spellStart"/>
       <w:r>
         <w:rPr>
           <w:rFonts w:ascii="Times New Roman" w:hAnsi="Times New Roman"/>
@@ -4797,7 +4497,6 @@
         </w:rPr>
         <w:t>ases</w:t>
       </w:r>
-      <w:proofErr w:type="spellEnd"/>
       <w:r>
         <w:rPr>
           <w:rFonts w:ascii="Times New Roman" w:hAnsi="Times New Roman"/>
@@ -4816,463 +4515,24 @@
         </w:rPr>
       </w:pPr>
     </w:p>
-    <w:tbl>
-      <w:tblPr>
-        <w:tblStyle w:val="af0"/>
-        <w:tblW w:w="5000" w:type="pct"/>
-        <w:tblLook w:val="04A0" w:firstRow="1" w:lastRow="0" w:firstColumn="1" w:lastColumn="0" w:noHBand="0" w:noVBand="1"/>
-      </w:tblPr>
-      <w:tblGrid>
-        <w:gridCol w:w="1251"/>
-        <w:gridCol w:w="2636"/>
-        <w:gridCol w:w="2218"/>
-        <w:gridCol w:w="3060"/>
-        <w:gridCol w:w="2455"/>
-        <w:gridCol w:w="1706"/>
-        <w:gridCol w:w="1831"/>
-      </w:tblGrid>
-      <w:tr>
-        <w:trPr>
-          <w:trHeight w:val="1011"/>
-          <w:tblHeader/>
-        </w:trPr>
-        <w:tc>
-          <w:tcPr>
-            <w:tcW w:w="255" w:type="pct"/>
-            <w:shd w:val="clear" w:color="auto" w:fill="EDEDED" w:themeFill="accent3" w:themeFillTint="33"/>
-            <w:vAlign w:val="center"/>
-          </w:tcPr>
-          <w:p>
-            <w:pPr>
-              <w:suppressAutoHyphens/>
-              <w:jc w:val="center"/>
-              <w:rPr>
-                <w:b/>
-                <w:szCs w:val="20"/>
-              </w:rPr>
-            </w:pPr>
-            <w:r>
-              <w:rPr>
-                <w:b/>
-                <w:szCs w:val="20"/>
-              </w:rPr>
-              <w:t>№ п/п</w:t>
-            </w:r>
-          </w:p>
-        </w:tc>
-        <w:tc>
-          <w:tcPr>
-            <w:tcW w:w="896" w:type="pct"/>
-            <w:shd w:val="clear" w:color="auto" w:fill="EDEDED" w:themeFill="accent3" w:themeFillTint="33"/>
-            <w:vAlign w:val="center"/>
-          </w:tcPr>
-          <w:p>
-            <w:pPr>
-              <w:suppressAutoHyphens/>
-              <w:jc w:val="center"/>
-              <w:rPr>
-                <w:b/>
-                <w:szCs w:val="20"/>
-              </w:rPr>
-            </w:pPr>
-            <w:r>
-              <w:rPr>
-                <w:b/>
-                <w:szCs w:val="20"/>
-              </w:rPr>
-              <w:t>Наименование информационного ресурса</w:t>
-            </w:r>
-            <w:r>
-              <w:rPr>
-                <w:rStyle w:val="af"/>
-                <w:b/>
-              </w:rPr>
-              <w:footnoteReference w:id="3"/>
-            </w:r>
-          </w:p>
-        </w:tc>
-        <w:tc>
-          <w:tcPr>
-            <w:tcW w:w="732" w:type="pct"/>
-            <w:shd w:val="clear" w:color="auto" w:fill="EDEDED" w:themeFill="accent3" w:themeFillTint="33"/>
-            <w:vAlign w:val="center"/>
-          </w:tcPr>
-          <w:p>
-            <w:pPr>
-              <w:suppressAutoHyphens/>
-              <w:jc w:val="center"/>
-              <w:rPr>
-                <w:b/>
-                <w:szCs w:val="20"/>
-              </w:rPr>
-            </w:pPr>
-            <w:r>
-              <w:rPr>
-                <w:b/>
-                <w:szCs w:val="20"/>
-              </w:rPr>
-              <w:t>Номер информационного ресурса (КЭ)</w:t>
-            </w:r>
-          </w:p>
-        </w:tc>
-        <w:tc>
-          <w:tcPr>
-            <w:tcW w:w="1062" w:type="pct"/>
-            <w:shd w:val="clear" w:color="auto" w:fill="EDEDED" w:themeFill="accent3" w:themeFillTint="33"/>
-            <w:vAlign w:val="center"/>
-          </w:tcPr>
-          <w:p>
-            <w:pPr>
-              <w:suppressAutoHyphens/>
-              <w:jc w:val="center"/>
-              <w:rPr>
-                <w:b/>
-                <w:szCs w:val="20"/>
-              </w:rPr>
-            </w:pPr>
-            <w:r>
-              <w:rPr>
-                <w:b/>
-                <w:szCs w:val="20"/>
-              </w:rPr>
-              <w:t>Необходимая роль/группа доступа</w:t>
-            </w:r>
-          </w:p>
-        </w:tc>
-        <w:tc>
-          <w:tcPr>
-            <w:tcW w:w="836" w:type="pct"/>
-            <w:shd w:val="clear" w:color="auto" w:fill="EDEDED" w:themeFill="accent3" w:themeFillTint="33"/>
-            <w:vAlign w:val="center"/>
-          </w:tcPr>
-          <w:p>
-            <w:pPr>
-              <w:suppressAutoHyphens/>
-              <w:jc w:val="center"/>
-              <w:rPr>
-                <w:b/>
-                <w:szCs w:val="20"/>
-              </w:rPr>
-            </w:pPr>
-            <w:r>
-              <w:rPr>
-                <w:b/>
-                <w:szCs w:val="20"/>
-              </w:rPr>
-              <w:t>ФИО сотрудника</w:t>
-            </w:r>
-          </w:p>
-        </w:tc>
-        <w:tc>
-          <w:tcPr>
-            <w:tcW w:w="589" w:type="pct"/>
-            <w:shd w:val="clear" w:color="auto" w:fill="EDEDED" w:themeFill="accent3" w:themeFillTint="33"/>
-            <w:vAlign w:val="center"/>
-          </w:tcPr>
-          <w:p>
-            <w:pPr>
-              <w:suppressAutoHyphens/>
-              <w:jc w:val="center"/>
-              <w:rPr>
-                <w:b/>
-                <w:szCs w:val="20"/>
-              </w:rPr>
-            </w:pPr>
-            <w:r>
-              <w:rPr>
-                <w:b/>
-                <w:szCs w:val="20"/>
-              </w:rPr>
-              <w:t>Должность</w:t>
-            </w:r>
-          </w:p>
-        </w:tc>
-        <w:tc>
-          <w:tcPr>
-            <w:tcW w:w="630" w:type="pct"/>
-            <w:shd w:val="clear" w:color="auto" w:fill="EDEDED" w:themeFill="accent3" w:themeFillTint="33"/>
-            <w:vAlign w:val="center"/>
-          </w:tcPr>
-          <w:p>
-            <w:pPr>
-              <w:suppressAutoHyphens/>
-              <w:jc w:val="center"/>
-              <w:rPr>
-                <w:b/>
-                <w:szCs w:val="20"/>
-              </w:rPr>
-            </w:pPr>
-            <w:r>
-              <w:rPr>
-                <w:b/>
-                <w:szCs w:val="20"/>
-              </w:rPr>
-              <w:t>Табельный номер</w:t>
-            </w:r>
-          </w:p>
-        </w:tc>
-      </w:tr>
-      <w:tr>
-        <w:trPr>
-          <w:trHeight w:val="1290"/>
-        </w:trPr>
-        <w:tc>
-          <w:tcPr>
-            <w:tcW w:w="255" w:type="pct"/>
-            <w:vAlign w:val="center"/>
-          </w:tcPr>
-          <w:p>
-            <w:pPr>
-              <w:suppressAutoHyphens/>
-              <w:jc w:val="center"/>
-              <w:rPr>
-                <w:color w:val="000000" w:themeColor="text1"/>
-              </w:rPr>
-            </w:pPr>
-            <w:r>
-              <w:rPr>
-                <w:color w:val="000000"/>
-                <w:lang w:val="en-US"/>
-              </w:rPr>
-              <w:t>{#aski}</w:t>
-            </w:r>
-            <w:r>
-              <w:rPr>
-                <w:color w:val="000000" w:themeColor="text1"/>
-                <w:lang w:val="en-US"/>
-              </w:rPr>
-              <w:t>{</w:t>
-            </w:r>
-            <w:r>
-              <w:rPr>
-                <w:color w:val="000000" w:themeColor="text1"/>
-                <w:lang w:val="en-US"/>
-              </w:rPr>
-              <w:t>i</w:t>
-            </w:r>
-            <w:r>
-              <w:rPr>
-                <w:color w:val="000000" w:themeColor="text1"/>
-                <w:lang w:val="en-US"/>
-              </w:rPr>
-              <w:t>}</w:t>
-            </w:r>
-          </w:p>
-        </w:tc>
-        <w:tc>
-          <w:tcPr>
-            <w:tcW w:w="896" w:type="pct"/>
-            <w:shd w:val="clear" w:color="auto" w:fill="auto"/>
-            <w:vAlign w:val="center"/>
-          </w:tcPr>
-          <w:p>
-            <w:pPr>
-              <w:suppressAutoHyphens/>
-              <w:jc w:val="center"/>
-              <w:rPr>
-                <w:color w:val="000000" w:themeColor="text1"/>
-              </w:rPr>
-            </w:pPr>
-            <w:r>
-              <w:rPr>
-                <w:lang w:val="en-US"/>
-              </w:rPr>
-              <w:t>{</w:t>
-            </w:r>
-            <w:r>
-              <w:rPr>
-                <w:lang w:val="en-US"/>
-              </w:rPr>
-              <w:t>name</w:t>
-            </w:r>
-            <w:r>
-              <w:rPr>
-                <w:lang w:val="en-US"/>
-              </w:rPr>
-              <w:t>}</w:t>
-            </w:r>
-          </w:p>
-        </w:tc>
-        <w:tc>
-          <w:tcPr>
-            <w:tcW w:w="732" w:type="pct"/>
-            <w:vAlign w:val="center"/>
-          </w:tcPr>
-          <w:p>
-            <w:pPr>
-              <w:suppressAutoHyphens/>
-              <w:jc w:val="center"/>
-              <w:rPr>
-                <w:color w:val="000000" w:themeColor="text1"/>
-              </w:rPr>
-            </w:pPr>
-            <w:r>
-              <w:rPr>
-                <w:lang w:val="en-US"/>
-              </w:rPr>
-              <w:t>{</w:t>
-            </w:r>
-            <w:proofErr w:type="spellStart"/>
-            <w:r>
-              <w:rPr>
-                <w:lang w:val="en-US"/>
-              </w:rPr>
-              <w:t>ke</w:t>
-            </w:r>
-            <w:proofErr w:type="spellEnd"/>
-            <w:r>
-              <w:rPr>
-                <w:lang w:val="en-US"/>
-              </w:rPr>
-              <w:t>}</w:t>
-            </w:r>
-          </w:p>
-        </w:tc>
-        <w:tc>
-          <w:tcPr>
-            <w:tcW w:w="1062" w:type="pct"/>
-            <w:vAlign w:val="center"/>
-          </w:tcPr>
-          <w:p>
-            <w:pPr>
-              <w:suppressAutoHyphens/>
-              <w:jc w:val="center"/>
-              <w:rPr>
-                <w:color w:val="000000" w:themeColor="text1"/>
-                <w:highlight w:val="yellow"/>
-              </w:rPr>
-            </w:pPr>
-            <w:r>
-              <w:rPr>
-                <w:lang w:val="en-US"/>
-              </w:rPr>
-              <w:t>{</w:t>
-            </w:r>
-            <w:r>
-              <w:rPr>
-                <w:lang w:val="en-US"/>
-              </w:rPr>
-              <w:t>roles</w:t>
-            </w:r>
-            <w:r>
-              <w:rPr>
-                <w:lang w:val="en-US"/>
-              </w:rPr>
-              <w:t>}</w:t>
-            </w:r>
-          </w:p>
-        </w:tc>
-        <w:tc>
-          <w:tcPr>
-            <w:tcW w:w="836" w:type="pct"/>
-            <w:vAlign w:val="center"/>
-          </w:tcPr>
-          <w:p>
-            <w:pPr>
-              <w:jc w:val="center"/>
-              <w:rPr>
-                <w:color w:val="000000" w:themeColor="text1"/>
-              </w:rPr>
-            </w:pPr>
-            <w:r>
-              <w:t>{</w:t>
-            </w:r>
-            <w:r>
-              <w:rPr>
-                <w:lang w:val="en-US"/>
-              </w:rPr>
-              <w:t>emp</w:t>
-            </w:r>
-            <w:r>
-              <w:t>_</w:t>
-            </w:r>
-            <w:r>
-              <w:rPr>
-                <w:lang w:val="en-US"/>
-              </w:rPr>
-              <w:t>name</w:t>
-            </w:r>
-            <w:r>
-              <w:t>}</w:t>
-            </w:r>
-          </w:p>
-        </w:tc>
-        <w:tc>
-          <w:tcPr>
-            <w:tcW w:w="589" w:type="pct"/>
-            <w:vAlign w:val="center"/>
-          </w:tcPr>
-          <w:p>
-            <w:pPr>
-              <w:jc w:val="center"/>
-              <w:rPr>
-                <w:color w:val="000000" w:themeColor="text1"/>
-              </w:rPr>
-            </w:pPr>
-            <w:r>
-              <w:t>{</w:t>
-            </w:r>
-            <w:r>
-              <w:rPr>
-                <w:lang w:val="en-US"/>
-              </w:rPr>
-              <w:t>title</w:t>
-            </w:r>
-            <w:r>
-              <w:t>}</w:t>
-            </w:r>
-          </w:p>
-        </w:tc>
-        <w:tc>
-          <w:tcPr>
-            <w:tcW w:w="630" w:type="pct"/>
-            <w:vAlign w:val="center"/>
-          </w:tcPr>
-          <w:p>
-            <w:pPr>
-              <w:jc w:val="center"/>
-              <w:rPr>
-                <w:color w:val="000000" w:themeColor="text1"/>
-              </w:rPr>
-            </w:pPr>
-            <w:r>
-              <w:t>{</w:t>
-            </w:r>
-            <w:proofErr w:type="spellStart"/>
-            <w:r>
-              <w:rPr>
-                <w:lang w:val="en-US"/>
-              </w:rPr>
-              <w:t>tn</w:t>
-            </w:r>
-            <w:proofErr w:type="spellEnd"/>
-            <w:r>
-              <w:t>}</w:t>
-            </w:r>
-            <w:r>
-              <w:rPr>
-                <w:color w:val="000000"/>
-              </w:rPr>
-              <w:t>{/</w:t>
-            </w:r>
-            <w:proofErr w:type="spellStart"/>
-            <w:r>
-              <w:rPr>
-                <w:color w:val="000000"/>
-              </w:rPr>
-              <w:t>aski</w:t>
-            </w:r>
-            <w:proofErr w:type="spellEnd"/>
-            <w:r>
-              <w:rPr>
-                <w:color w:val="000000"/>
-              </w:rPr>
-              <w:t>}</w:t>
-            </w:r>
-          </w:p>
-        </w:tc>
-      </w:tr>
-    </w:tbl>
+    <w:p>
+      <w:pPr>
+        <w:tabs>
+          <w:tab w:val="left" w:pos="9343"/>
+        </w:tabs>
+        <w:rPr>
+          <w:rFonts w:ascii="Times New Roman" w:hAnsi="Times New Roman"/>
+          <w:b/>
+        </w:rPr>
+      </w:pPr>
+      <w:r>
+        <w:rPr>
+          <w:rFonts w:ascii="Times New Roman" w:hAnsi="Times New Roman"/>
+          <w:b/>
+        </w:rPr>
+        <w:t>{@aski_table}</w:t>
+      </w:r>
+    </w:p>
     <w:p>
       <w:pPr>
         <w:rPr>
@@ -5295,7 +4555,6 @@
         </w:rPr>
         <w:t>/</w:t>
       </w:r>
-      <w:proofErr w:type="spellStart"/>
       <w:r>
         <w:rPr>
           <w:rFonts w:ascii="Times New Roman" w:hAnsi="Times New Roman"/>
@@ -5303,7 +4562,6 @@
         </w:rPr>
         <w:t>showApp</w:t>
       </w:r>
-      <w:proofErr w:type="spellEnd"/>
       <w:r>
         <w:rPr>
           <w:rFonts w:ascii="Times New Roman" w:hAnsi="Times New Roman"/>
@@ -5333,7 +4591,7 @@
 </file>
 
 <file path=word/endnotes.xml><?xml version="1.0" encoding="utf-8"?>
-<w:endnotes xmlns:wpc="http://schemas.microsoft.com/office/word/2010/wordprocessingCanvas" xmlns:cx="http://schemas.microsoft.com/office/drawing/2014/chartex" xmlns:cx1="http://schemas.microsoft.com/office/drawing/2015/9/8/chartex" xmlns:cx2="http://schemas.microsoft.com/office/drawing/2015/10/21/chartex" xmlns:cx3="http://schemas.microsoft.com/office/drawing/2016/5/9/chartex" xmlns:cx4="http://schemas.microsoft.com/office/drawing/2016/5/10/chartex" xmlns:cx5="http://schemas.microsoft.com/office/drawing/2016/5/11/chartex" xmlns:cx6="http://schemas.microsoft.com/office/drawing/2016/5/12/chartex" xmlns:cx7="http://schemas.microsoft.com/office/drawing/2016/5/13/chartex" xmlns:cx8="http://schemas.microsoft.com/office/drawing/2016/5/14/chartex" xmlns:mc="http://schemas.openxmlformats.org/markup-compatibility/2006" xmlns:aink="http://schemas.microsoft.com/office/drawing/2016/ink" xmlns:am3d="http://schemas.microsoft.com/office/drawing/2017/model3d" xmlns:o="urn:schemas-microsoft-com:office:office" xmlns:r="http://schemas.openxmlformats.org/officeDocument/2006/relationships" xmlns:m="http://schemas.openxmlformats.org/officeDocument/2006/math" xmlns:v="urn:schemas-microsoft-com:vml" xmlns:wp14="http://schemas.microsoft.com/office/word/2010/wordprocessingDrawing" xmlns:wp="http://schemas.openxmlformats.org/drawingml/2006/wordprocessingDrawing" xmlns:w10="urn:schemas-microsoft-com:office:word" xmlns:w="http://schemas.openxmlformats.org/wordprocessingml/2006/main" xmlns:w14="http://schemas.microsoft.com/office/word/2010/wordml" xmlns:w15="http://schemas.microsoft.com/office/word/2012/wordml" xmlns:w16cex="http://schemas.microsoft.com/office/word/2018/wordml/cex" xmlns:w16cid="http://schemas.microsoft.com/office/word/2016/wordml/cid" xmlns:w16="http://schemas.microsoft.com/office/word/2018/wordml" xmlns:w16sdtdh="http://schemas.microsoft.com/office/word/2020/wordml/sdtdatahash" xmlns:w16se="http://schemas.microsoft.com/office/word/2015/wordml/symex" xmlns:wpg="http://schemas.microsoft.com/office/word/2010/wordprocessingGroup" xmlns:wpi="http://schemas.microsoft.com/office/word/2010/wordprocessingInk" xmlns:wne="http://schemas.microsoft.com/office/word/2006/wordml" xmlns:wps="http://schemas.microsoft.com/office/word/2010/wordprocessingShape" mc:Ignorable="w14 w15 w16se w16cid w16 w16cex w16sdtdh wp14">
+<w:endnotes xmlns:wpc="http://schemas.microsoft.com/office/word/2010/wordprocessingCanvas" xmlns:cx="http://schemas.microsoft.com/office/drawing/2014/chartex" xmlns:cx1="http://schemas.microsoft.com/office/drawing/2015/9/8/chartex" xmlns:cx2="http://schemas.microsoft.com/office/drawing/2015/10/21/chartex" xmlns:cx3="http://schemas.microsoft.com/office/drawing/2016/5/9/chartex" xmlns:cx4="http://schemas.microsoft.com/office/drawing/2016/5/10/chartex" xmlns:cx5="http://schemas.microsoft.com/office/drawing/2016/5/11/chartex" xmlns:cx6="http://schemas.microsoft.com/office/drawing/2016/5/12/chartex" xmlns:cx7="http://schemas.microsoft.com/office/drawing/2016/5/13/chartex" xmlns:cx8="http://schemas.microsoft.com/office/drawing/2016/5/14/chartex" xmlns:mc="http://schemas.openxmlformats.org/markup-compatibility/2006" xmlns:aink="http://schemas.microsoft.com/office/drawing/2016/ink" xmlns:am3d="http://schemas.microsoft.com/office/drawing/2017/model3d" xmlns:o="urn:schemas-microsoft-com:office:office" xmlns:oel="http://schemas.microsoft.com/office/2019/extlst" xmlns:r="http://schemas.openxmlformats.org/officeDocument/2006/relationships" xmlns:m="http://schemas.openxmlformats.org/officeDocument/2006/math" xmlns:v="urn:schemas-microsoft-com:vml" xmlns:wp14="http://schemas.microsoft.com/office/word/2010/wordprocessingDrawing" xmlns:wp="http://schemas.openxmlformats.org/drawingml/2006/wordprocessingDrawing" xmlns:w10="urn:schemas-microsoft-com:office:word" xmlns:w="http://schemas.openxmlformats.org/wordprocessingml/2006/main" xmlns:w14="http://schemas.microsoft.com/office/word/2010/wordml" xmlns:w15="http://schemas.microsoft.com/office/word/2012/wordml" xmlns:w16cex="http://schemas.microsoft.com/office/word/2018/wordml/cex" xmlns:w16cid="http://schemas.microsoft.com/office/word/2016/wordml/cid" xmlns:w16="http://schemas.microsoft.com/office/word/2018/wordml" xmlns:w16sdtdh="http://schemas.microsoft.com/office/word/2020/wordml/sdtdatahash" xmlns:w16se="http://schemas.microsoft.com/office/word/2015/wordml/symex" xmlns:wpg="http://schemas.microsoft.com/office/word/2010/wordprocessingGroup" xmlns:wpi="http://schemas.microsoft.com/office/word/2010/wordprocessingInk" xmlns:wne="http://schemas.microsoft.com/office/word/2006/wordml" xmlns:wps="http://schemas.microsoft.com/office/word/2010/wordprocessingShape" mc:Ignorable="w14 w15 w16se w16cid w16 w16cex w16sdtdh wp14">
   <w:endnote w:type="separator" w:id="-1">
     <w:p>
       <w:r>
@@ -5352,7 +4610,7 @@
 </file>
 
 <file path=word/footer1.xml><?xml version="1.0" encoding="utf-8"?>
-<w:ftr xmlns:wpc="http://schemas.microsoft.com/office/word/2010/wordprocessingCanvas" xmlns:cx="http://schemas.microsoft.com/office/drawing/2014/chartex" xmlns:cx1="http://schemas.microsoft.com/office/drawing/2015/9/8/chartex" xmlns:cx2="http://schemas.microsoft.com/office/drawing/2015/10/21/chartex" xmlns:cx3="http://schemas.microsoft.com/office/drawing/2016/5/9/chartex" xmlns:cx4="http://schemas.microsoft.com/office/drawing/2016/5/10/chartex" xmlns:cx5="http://schemas.microsoft.com/office/drawing/2016/5/11/chartex" xmlns:cx6="http://schemas.microsoft.com/office/drawing/2016/5/12/chartex" xmlns:cx7="http://schemas.microsoft.com/office/drawing/2016/5/13/chartex" xmlns:cx8="http://schemas.microsoft.com/office/drawing/2016/5/14/chartex" xmlns:mc="http://schemas.openxmlformats.org/markup-compatibility/2006" xmlns:aink="http://schemas.microsoft.com/office/drawing/2016/ink" xmlns:am3d="http://schemas.microsoft.com/office/drawing/2017/model3d" xmlns:o="urn:schemas-microsoft-com:office:office" xmlns:r="http://schemas.openxmlformats.org/officeDocument/2006/relationships" xmlns:m="http://schemas.openxmlformats.org/officeDocument/2006/math" xmlns:v="urn:schemas-microsoft-com:vml" xmlns:wp14="http://schemas.microsoft.com/office/word/2010/wordprocessingDrawing" xmlns:wp="http://schemas.openxmlformats.org/drawingml/2006/wordprocessingDrawing" xmlns:w10="urn:schemas-microsoft-com:office:word" xmlns:w="http://schemas.openxmlformats.org/wordprocessingml/2006/main" xmlns:w14="http://schemas.microsoft.com/office/word/2010/wordml" xmlns:w15="http://schemas.microsoft.com/office/word/2012/wordml" xmlns:w16cex="http://schemas.microsoft.com/office/word/2018/wordml/cex" xmlns:w16cid="http://schemas.microsoft.com/office/word/2016/wordml/cid" xmlns:w16="http://schemas.microsoft.com/office/word/2018/wordml" xmlns:w16sdtdh="http://schemas.microsoft.com/office/word/2020/wordml/sdtdatahash" xmlns:w16se="http://schemas.microsoft.com/office/word/2015/wordml/symex" xmlns:wpg="http://schemas.microsoft.com/office/word/2010/wordprocessingGroup" xmlns:wpi="http://schemas.microsoft.com/office/word/2010/wordprocessingInk" xmlns:wne="http://schemas.microsoft.com/office/word/2006/wordml" xmlns:wps="http://schemas.microsoft.com/office/word/2010/wordprocessingShape" mc:Ignorable="w14 w15 w16se w16cid w16 w16cex w16sdtdh wp14">
+<w:ftr xmlns:wpc="http://schemas.microsoft.com/office/word/2010/wordprocessingCanvas" xmlns:cx="http://schemas.microsoft.com/office/drawing/2014/chartex" xmlns:cx1="http://schemas.microsoft.com/office/drawing/2015/9/8/chartex" xmlns:cx2="http://schemas.microsoft.com/office/drawing/2015/10/21/chartex" xmlns:cx3="http://schemas.microsoft.com/office/drawing/2016/5/9/chartex" xmlns:cx4="http://schemas.microsoft.com/office/drawing/2016/5/10/chartex" xmlns:cx5="http://schemas.microsoft.com/office/drawing/2016/5/11/chartex" xmlns:cx6="http://schemas.microsoft.com/office/drawing/2016/5/12/chartex" xmlns:cx7="http://schemas.microsoft.com/office/drawing/2016/5/13/chartex" xmlns:cx8="http://schemas.microsoft.com/office/drawing/2016/5/14/chartex" xmlns:mc="http://schemas.openxmlformats.org/markup-compatibility/2006" xmlns:aink="http://schemas.microsoft.com/office/drawing/2016/ink" xmlns:am3d="http://schemas.microsoft.com/office/drawing/2017/model3d" xmlns:o="urn:schemas-microsoft-com:office:office" xmlns:oel="http://schemas.microsoft.com/office/2019/extlst" xmlns:r="http://schemas.openxmlformats.org/officeDocument/2006/relationships" xmlns:m="http://schemas.openxmlformats.org/officeDocument/2006/math" xmlns:v="urn:schemas-microsoft-com:vml" xmlns:wp14="http://schemas.microsoft.com/office/word/2010/wordprocessingDrawing" xmlns:wp="http://schemas.openxmlformats.org/drawingml/2006/wordprocessingDrawing" xmlns:w10="urn:schemas-microsoft-com:office:word" xmlns:w="http://schemas.openxmlformats.org/wordprocessingml/2006/main" xmlns:w14="http://schemas.microsoft.com/office/word/2010/wordml" xmlns:w15="http://schemas.microsoft.com/office/word/2012/wordml" xmlns:w16cex="http://schemas.microsoft.com/office/word/2018/wordml/cex" xmlns:w16cid="http://schemas.microsoft.com/office/word/2016/wordml/cid" xmlns:w16="http://schemas.microsoft.com/office/word/2018/wordml" xmlns:w16sdtdh="http://schemas.microsoft.com/office/word/2020/wordml/sdtdatahash" xmlns:w16se="http://schemas.microsoft.com/office/word/2015/wordml/symex" xmlns:wpg="http://schemas.microsoft.com/office/word/2010/wordprocessingGroup" xmlns:wpi="http://schemas.microsoft.com/office/word/2010/wordprocessingInk" xmlns:wne="http://schemas.microsoft.com/office/word/2006/wordml" xmlns:wps="http://schemas.microsoft.com/office/word/2010/wordprocessingShape" mc:Ignorable="w14 w15 w16se w16cid w16 w16cex w16sdtdh wp14">
   <w:sdt>
     <w:sdtPr>
       <w:id w:val="-973597985"/>
@@ -5413,7 +4671,7 @@
 </file>
 
 <file path=word/footer2.xml><?xml version="1.0" encoding="utf-8"?>
-<w:ftr xmlns:wpc="http://schemas.microsoft.com/office/word/2010/wordprocessingCanvas" xmlns:cx="http://schemas.microsoft.com/office/drawing/2014/chartex" xmlns:cx1="http://schemas.microsoft.com/office/drawing/2015/9/8/chartex" xmlns:cx2="http://schemas.microsoft.com/office/drawing/2015/10/21/chartex" xmlns:cx3="http://schemas.microsoft.com/office/drawing/2016/5/9/chartex" xmlns:cx4="http://schemas.microsoft.com/office/drawing/2016/5/10/chartex" xmlns:cx5="http://schemas.microsoft.com/office/drawing/2016/5/11/chartex" xmlns:cx6="http://schemas.microsoft.com/office/drawing/2016/5/12/chartex" xmlns:cx7="http://schemas.microsoft.com/office/drawing/2016/5/13/chartex" xmlns:cx8="http://schemas.microsoft.com/office/drawing/2016/5/14/chartex" xmlns:mc="http://schemas.openxmlformats.org/markup-compatibility/2006" xmlns:aink="http://schemas.microsoft.com/office/drawing/2016/ink" xmlns:am3d="http://schemas.microsoft.com/office/drawing/2017/model3d" xmlns:o="urn:schemas-microsoft-com:office:office" xmlns:r="http://schemas.openxmlformats.org/officeDocument/2006/relationships" xmlns:m="http://schemas.openxmlformats.org/officeDocument/2006/math" xmlns:v="urn:schemas-microsoft-com:vml" xmlns:wp14="http://schemas.microsoft.com/office/word/2010/wordprocessingDrawing" xmlns:wp="http://schemas.openxmlformats.org/drawingml/2006/wordprocessingDrawing" xmlns:w10="urn:schemas-microsoft-com:office:word" xmlns:w="http://schemas.openxmlformats.org/wordprocessingml/2006/main" xmlns:w14="http://schemas.microsoft.com/office/word/2010/wordml" xmlns:w15="http://schemas.microsoft.com/office/word/2012/wordml" xmlns:w16cex="http://schemas.microsoft.com/office/word/2018/wordml/cex" xmlns:w16cid="http://schemas.microsoft.com/office/word/2016/wordml/cid" xmlns:w16="http://schemas.microsoft.com/office/word/2018/wordml" xmlns:w16sdtdh="http://schemas.microsoft.com/office/word/2020/wordml/sdtdatahash" xmlns:w16se="http://schemas.microsoft.com/office/word/2015/wordml/symex" xmlns:wpg="http://schemas.microsoft.com/office/word/2010/wordprocessingGroup" xmlns:wpi="http://schemas.microsoft.com/office/word/2010/wordprocessingInk" xmlns:wne="http://schemas.microsoft.com/office/word/2006/wordml" xmlns:wps="http://schemas.microsoft.com/office/word/2010/wordprocessingShape" mc:Ignorable="w14 w15 w16se w16cid w16 w16cex w16sdtdh wp14">
+<w:ftr xmlns:wpc="http://schemas.microsoft.com/office/word/2010/wordprocessingCanvas" xmlns:cx="http://schemas.microsoft.com/office/drawing/2014/chartex" xmlns:cx1="http://schemas.microsoft.com/office/drawing/2015/9/8/chartex" xmlns:cx2="http://schemas.microsoft.com/office/drawing/2015/10/21/chartex" xmlns:cx3="http://schemas.microsoft.com/office/drawing/2016/5/9/chartex" xmlns:cx4="http://schemas.microsoft.com/office/drawing/2016/5/10/chartex" xmlns:cx5="http://schemas.microsoft.com/office/drawing/2016/5/11/chartex" xmlns:cx6="http://schemas.microsoft.com/office/drawing/2016/5/12/chartex" xmlns:cx7="http://schemas.microsoft.com/office/drawing/2016/5/13/chartex" xmlns:cx8="http://schemas.microsoft.com/office/drawing/2016/5/14/chartex" xmlns:mc="http://schemas.openxmlformats.org/markup-compatibility/2006" xmlns:aink="http://schemas.microsoft.com/office/drawing/2016/ink" xmlns:am3d="http://schemas.microsoft.com/office/drawing/2017/model3d" xmlns:o="urn:schemas-microsoft-com:office:office" xmlns:oel="http://schemas.microsoft.com/office/2019/extlst" xmlns:r="http://schemas.openxmlformats.org/officeDocument/2006/relationships" xmlns:m="http://schemas.openxmlformats.org/officeDocument/2006/math" xmlns:v="urn:schemas-microsoft-com:vml" xmlns:wp14="http://schemas.microsoft.com/office/word/2010/wordprocessingDrawing" xmlns:wp="http://schemas.openxmlformats.org/drawingml/2006/wordprocessingDrawing" xmlns:w10="urn:schemas-microsoft-com:office:word" xmlns:w="http://schemas.openxmlformats.org/wordprocessingml/2006/main" xmlns:w14="http://schemas.microsoft.com/office/word/2010/wordml" xmlns:w15="http://schemas.microsoft.com/office/word/2012/wordml" xmlns:w16cex="http://schemas.microsoft.com/office/word/2018/wordml/cex" xmlns:w16cid="http://schemas.microsoft.com/office/word/2016/wordml/cid" xmlns:w16="http://schemas.microsoft.com/office/word/2018/wordml" xmlns:w16sdtdh="http://schemas.microsoft.com/office/word/2020/wordml/sdtdatahash" xmlns:w16se="http://schemas.microsoft.com/office/word/2015/wordml/symex" xmlns:wpg="http://schemas.microsoft.com/office/word/2010/wordprocessingGroup" xmlns:wpi="http://schemas.microsoft.com/office/word/2010/wordprocessingInk" xmlns:wne="http://schemas.microsoft.com/office/word/2006/wordml" xmlns:wps="http://schemas.microsoft.com/office/word/2010/wordprocessingShape" mc:Ignorable="w14 w15 w16se w16cid w16 w16cex w16sdtdh wp14">
   <w:p>
     <w:pPr>
       <w:pStyle w:val="a6"/>
@@ -5427,7 +4685,7 @@
 </file>
 
 <file path=word/footer3.xml><?xml version="1.0" encoding="utf-8"?>
-<w:ftr xmlns:wpc="http://schemas.microsoft.com/office/word/2010/wordprocessingCanvas" xmlns:cx="http://schemas.microsoft.com/office/drawing/2014/chartex" xmlns:cx1="http://schemas.microsoft.com/office/drawing/2015/9/8/chartex" xmlns:cx2="http://schemas.microsoft.com/office/drawing/2015/10/21/chartex" xmlns:cx3="http://schemas.microsoft.com/office/drawing/2016/5/9/chartex" xmlns:cx4="http://schemas.microsoft.com/office/drawing/2016/5/10/chartex" xmlns:cx5="http://schemas.microsoft.com/office/drawing/2016/5/11/chartex" xmlns:cx6="http://schemas.microsoft.com/office/drawing/2016/5/12/chartex" xmlns:cx7="http://schemas.microsoft.com/office/drawing/2016/5/13/chartex" xmlns:cx8="http://schemas.microsoft.com/office/drawing/2016/5/14/chartex" xmlns:mc="http://schemas.openxmlformats.org/markup-compatibility/2006" xmlns:aink="http://schemas.microsoft.com/office/drawing/2016/ink" xmlns:am3d="http://schemas.microsoft.com/office/drawing/2017/model3d" xmlns:o="urn:schemas-microsoft-com:office:office" xmlns:r="http://schemas.openxmlformats.org/officeDocument/2006/relationships" xmlns:m="http://schemas.openxmlformats.org/officeDocument/2006/math" xmlns:v="urn:schemas-microsoft-com:vml" xmlns:wp14="http://schemas.microsoft.com/office/word/2010/wordprocessingDrawing" xmlns:wp="http://schemas.openxmlformats.org/drawingml/2006/wordprocessingDrawing" xmlns:w10="urn:schemas-microsoft-com:office:word" xmlns:w="http://schemas.openxmlformats.org/wordprocessingml/2006/main" xmlns:w14="http://schemas.microsoft.com/office/word/2010/wordml" xmlns:w15="http://schemas.microsoft.com/office/word/2012/wordml" xmlns:w16cex="http://schemas.microsoft.com/office/word/2018/wordml/cex" xmlns:w16cid="http://schemas.microsoft.com/office/word/2016/wordml/cid" xmlns:w16="http://schemas.microsoft.com/office/word/2018/wordml" xmlns:w16sdtdh="http://schemas.microsoft.com/office/word/2020/wordml/sdtdatahash" xmlns:w16se="http://schemas.microsoft.com/office/word/2015/wordml/symex" xmlns:wpg="http://schemas.microsoft.com/office/word/2010/wordprocessingGroup" xmlns:wpi="http://schemas.microsoft.com/office/word/2010/wordprocessingInk" xmlns:wne="http://schemas.microsoft.com/office/word/2006/wordml" xmlns:wps="http://schemas.microsoft.com/office/word/2010/wordprocessingShape" mc:Ignorable="w14 w15 w16se w16cid w16 w16cex w16sdtdh wp14">
+<w:ftr xmlns:wpc="http://schemas.microsoft.com/office/word/2010/wordprocessingCanvas" xmlns:cx="http://schemas.microsoft.com/office/drawing/2014/chartex" xmlns:cx1="http://schemas.microsoft.com/office/drawing/2015/9/8/chartex" xmlns:cx2="http://schemas.microsoft.com/office/drawing/2015/10/21/chartex" xmlns:cx3="http://schemas.microsoft.com/office/drawing/2016/5/9/chartex" xmlns:cx4="http://schemas.microsoft.com/office/drawing/2016/5/10/chartex" xmlns:cx5="http://schemas.microsoft.com/office/drawing/2016/5/11/chartex" xmlns:cx6="http://schemas.microsoft.com/office/drawing/2016/5/12/chartex" xmlns:cx7="http://schemas.microsoft.com/office/drawing/2016/5/13/chartex" xmlns:cx8="http://schemas.microsoft.com/office/drawing/2016/5/14/chartex" xmlns:mc="http://schemas.openxmlformats.org/markup-compatibility/2006" xmlns:aink="http://schemas.microsoft.com/office/drawing/2016/ink" xmlns:am3d="http://schemas.microsoft.com/office/drawing/2017/model3d" xmlns:o="urn:schemas-microsoft-com:office:office" xmlns:oel="http://schemas.microsoft.com/office/2019/extlst" xmlns:r="http://schemas.openxmlformats.org/officeDocument/2006/relationships" xmlns:m="http://schemas.openxmlformats.org/officeDocument/2006/math" xmlns:v="urn:schemas-microsoft-com:vml" xmlns:wp14="http://schemas.microsoft.com/office/word/2010/wordprocessingDrawing" xmlns:wp="http://schemas.openxmlformats.org/drawingml/2006/wordprocessingDrawing" xmlns:w10="urn:schemas-microsoft-com:office:word" xmlns:w="http://schemas.openxmlformats.org/wordprocessingml/2006/main" xmlns:w14="http://schemas.microsoft.com/office/word/2010/wordml" xmlns:w15="http://schemas.microsoft.com/office/word/2012/wordml" xmlns:w16cex="http://schemas.microsoft.com/office/word/2018/wordml/cex" xmlns:w16cid="http://schemas.microsoft.com/office/word/2016/wordml/cid" xmlns:w16="http://schemas.microsoft.com/office/word/2018/wordml" xmlns:w16sdtdh="http://schemas.microsoft.com/office/word/2020/wordml/sdtdatahash" xmlns:w16se="http://schemas.microsoft.com/office/word/2015/wordml/symex" xmlns:wpg="http://schemas.microsoft.com/office/word/2010/wordprocessingGroup" xmlns:wpi="http://schemas.microsoft.com/office/word/2010/wordprocessingInk" xmlns:wne="http://schemas.microsoft.com/office/word/2006/wordml" xmlns:wps="http://schemas.microsoft.com/office/word/2010/wordprocessingShape" mc:Ignorable="w14 w15 w16se w16cid w16 w16cex w16sdtdh wp14">
   <w:p>
     <w:pPr>
       <w:pStyle w:val="a6"/>
@@ -5449,7 +4707,7 @@
 </file>
 
 <file path=word/footnotes.xml><?xml version="1.0" encoding="utf-8"?>
-<w:footnotes xmlns:wpc="http://schemas.microsoft.com/office/word/2010/wordprocessingCanvas" xmlns:cx="http://schemas.microsoft.com/office/drawing/2014/chartex" xmlns:cx1="http://schemas.microsoft.com/office/drawing/2015/9/8/chartex" xmlns:cx2="http://schemas.microsoft.com/office/drawing/2015/10/21/chartex" xmlns:cx3="http://schemas.microsoft.com/office/drawing/2016/5/9/chartex" xmlns:cx4="http://schemas.microsoft.com/office/drawing/2016/5/10/chartex" xmlns:cx5="http://schemas.microsoft.com/office/drawing/2016/5/11/chartex" xmlns:cx6="http://schemas.microsoft.com/office/drawing/2016/5/12/chartex" xmlns:cx7="http://schemas.microsoft.com/office/drawing/2016/5/13/chartex" xmlns:cx8="http://schemas.microsoft.com/office/drawing/2016/5/14/chartex" xmlns:mc="http://schemas.openxmlformats.org/markup-compatibility/2006" xmlns:aink="http://schemas.microsoft.com/office/drawing/2016/ink" xmlns:am3d="http://schemas.microsoft.com/office/drawing/2017/model3d" xmlns:o="urn:schemas-microsoft-com:office:office" xmlns:r="http://schemas.openxmlformats.org/officeDocument/2006/relationships" xmlns:m="http://schemas.openxmlformats.org/officeDocument/2006/math" xmlns:v="urn:schemas-microsoft-com:vml" xmlns:wp14="http://schemas.microsoft.com/office/word/2010/wordprocessingDrawing" xmlns:wp="http://schemas.openxmlformats.org/drawingml/2006/wordprocessingDrawing" xmlns:w10="urn:schemas-microsoft-com:office:word" xmlns:w="http://schemas.openxmlformats.org/wordprocessingml/2006/main" xmlns:w14="http://schemas.microsoft.com/office/word/2010/wordml" xmlns:w15="http://schemas.microsoft.com/office/word/2012/wordml" xmlns:w16cex="http://schemas.microsoft.com/office/word/2018/wordml/cex" xmlns:w16cid="http://schemas.microsoft.com/office/word/2016/wordml/cid" xmlns:w16="http://schemas.microsoft.com/office/word/2018/wordml" xmlns:w16sdtdh="http://schemas.microsoft.com/office/word/2020/wordml/sdtdatahash" xmlns:w16se="http://schemas.microsoft.com/office/word/2015/wordml/symex" xmlns:wpg="http://schemas.microsoft.com/office/word/2010/wordprocessingGroup" xmlns:wpi="http://schemas.microsoft.com/office/word/2010/wordprocessingInk" xmlns:wne="http://schemas.microsoft.com/office/word/2006/wordml" xmlns:wps="http://schemas.microsoft.com/office/word/2010/wordprocessingShape" mc:Ignorable="w14 w15 w16se w16cid w16 w16cex w16sdtdh wp14">
+<w:footnotes xmlns:wpc="http://schemas.microsoft.com/office/word/2010/wordprocessingCanvas" xmlns:cx="http://schemas.microsoft.com/office/drawing/2014/chartex" xmlns:cx1="http://schemas.microsoft.com/office/drawing/2015/9/8/chartex" xmlns:cx2="http://schemas.microsoft.com/office/drawing/2015/10/21/chartex" xmlns:cx3="http://schemas.microsoft.com/office/drawing/2016/5/9/chartex" xmlns:cx4="http://schemas.microsoft.com/office/drawing/2016/5/10/chartex" xmlns:cx5="http://schemas.microsoft.com/office/drawing/2016/5/11/chartex" xmlns:cx6="http://schemas.microsoft.com/office/drawing/2016/5/12/chartex" xmlns:cx7="http://schemas.microsoft.com/office/drawing/2016/5/13/chartex" xmlns:cx8="http://schemas.microsoft.com/office/drawing/2016/5/14/chartex" xmlns:mc="http://schemas.openxmlformats.org/markup-compatibility/2006" xmlns:aink="http://schemas.microsoft.com/office/drawing/2016/ink" xmlns:am3d="http://schemas.microsoft.com/office/drawing/2017/model3d" xmlns:o="urn:schemas-microsoft-com:office:office" xmlns:oel="http://schemas.microsoft.com/office/2019/extlst" xmlns:r="http://schemas.openxmlformats.org/officeDocument/2006/relationships" xmlns:m="http://schemas.openxmlformats.org/officeDocument/2006/math" xmlns:v="urn:schemas-microsoft-com:vml" xmlns:wp14="http://schemas.microsoft.com/office/word/2010/wordprocessingDrawing" xmlns:wp="http://schemas.openxmlformats.org/drawingml/2006/wordprocessingDrawing" xmlns:w10="urn:schemas-microsoft-com:office:word" xmlns:w="http://schemas.openxmlformats.org/wordprocessingml/2006/main" xmlns:w14="http://schemas.microsoft.com/office/word/2010/wordml" xmlns:w15="http://schemas.microsoft.com/office/word/2012/wordml" xmlns:w16cex="http://schemas.microsoft.com/office/word/2018/wordml/cex" xmlns:w16cid="http://schemas.microsoft.com/office/word/2016/wordml/cid" xmlns:w16="http://schemas.microsoft.com/office/word/2018/wordml" xmlns:w16sdtdh="http://schemas.microsoft.com/office/word/2020/wordml/sdtdatahash" xmlns:w16se="http://schemas.microsoft.com/office/word/2015/wordml/symex" xmlns:wpg="http://schemas.microsoft.com/office/word/2010/wordprocessingGroup" xmlns:wpi="http://schemas.microsoft.com/office/word/2010/wordprocessingInk" xmlns:wne="http://schemas.microsoft.com/office/word/2006/wordml" xmlns:wps="http://schemas.microsoft.com/office/word/2010/wordprocessingShape" mc:Ignorable="w14 w15 w16se w16cid w16 w16cex w16sdtdh wp14">
   <w:footnote w:type="separator" w:id="-1">
     <w:p>
       <w:r>
@@ -5557,7 +4815,37 @@
         <w:rPr>
           <w:rFonts w:ascii="Times New Roman" w:hAnsi="Times New Roman"/>
         </w:rPr>
-        <w:t>Сокращения по тексту используются согласно Технологической схеме процесса «Управление Каталогом ИТ-услуг» в ПАО Сбербанк от 20.10.2020 № 4381-3</w:t>
+        <w:t>Наименование путей и процессов утверждены Распоряжением от 28.01.2022 № 202-Р «Об утверждении Реестра Клиентских путей и Реестра Процессов ПАО Сбербанк»</w:t>
+      </w:r>
+    </w:p>
+  </w:footnote>
+  <w:footnote w:id="4">
+    <w:p>
+      <w:pPr>
+        <w:pStyle w:val="ad"/>
+        <w:jc w:val="both"/>
+        <w:rPr>
+          <w:rFonts w:ascii="Times New Roman" w:hAnsi="Times New Roman"/>
+        </w:rPr>
+      </w:pPr>
+      <w:r>
+        <w:rPr>
+          <w:rStyle w:val="af"/>
+          <w:rFonts w:ascii="Times New Roman" w:hAnsi="Times New Roman"/>
+        </w:rPr>
+        <w:footnoteRef/>
+      </w:r>
+      <w:r>
+        <w:rPr>
+          <w:rFonts w:ascii="Times New Roman" w:hAnsi="Times New Roman"/>
+        </w:rPr>
+        <w:t xml:space="preserve"> </w:t>
+      </w:r>
+      <w:r>
+        <w:rPr>
+          <w:rFonts w:ascii="Times New Roman" w:hAnsi="Times New Roman"/>
+        </w:rPr>
+        <w:t>Наименование путей и процессов утверждены Распоряжением от 28.01.2022 № 202-Р «Об утверждении Реестра Клиентских путей и Реестра Процессов ПАО Сбербанк»</w:t>
       </w:r>
     </w:p>
   </w:footnote>
@@ -5565,7 +4853,7 @@
 </file>
 
 <file path=word/numbering.xml><?xml version="1.0" encoding="utf-8"?>
-<w:numbering xmlns:wpc="http://schemas.microsoft.com/office/word/2010/wordprocessingCanvas" xmlns:cx="http://schemas.microsoft.com/office/drawing/2014/chartex" xmlns:cx1="http://schemas.microsoft.com/office/drawing/2015/9/8/chartex" xmlns:cx2="http://schemas.microsoft.com/office/drawing/2015/10/21/chartex" xmlns:cx3="http://schemas.microsoft.com/office/drawing/2016/5/9/chartex" xmlns:cx4="http://schemas.microsoft.com/office/drawing/2016/5/10/chartex" xmlns:cx5="http://schemas.microsoft.com/office/drawing/2016/5/11/chartex" xmlns:cx6="http://schemas.microsoft.com/office/drawing/2016/5/12/chartex" xmlns:cx7="http://schemas.microsoft.com/office/drawing/2016/5/13/chartex" xmlns:cx8="http://schemas.microsoft.com/office/drawing/2016/5/14/chartex" xmlns:mc="http://schemas.openxmlformats.org/markup-compatibility/2006" xmlns:aink="http://schemas.microsoft.com/office/drawing/2016/ink" xmlns:am3d="http://schemas.microsoft.com/office/drawing/2017/model3d" xmlns:o="urn:schemas-microsoft-com:office:office" xmlns:r="http://schemas.openxmlformats.org/officeDocument/2006/relationships" xmlns:m="http://schemas.openxmlformats.org/officeDocument/2006/math" xmlns:v="urn:schemas-microsoft-com:vml" xmlns:wp14="http://schemas.microsoft.com/office/word/2010/wordprocessingDrawing" xmlns:wp="http://schemas.openxmlformats.org/drawingml/2006/wordprocessingDrawing" xmlns:w10="urn:schemas-microsoft-com:office:word" xmlns:w="http://schemas.openxmlformats.org/wordprocessingml/2006/main" xmlns:w14="http://schemas.microsoft.com/office/word/2010/wordml" xmlns:w15="http://schemas.microsoft.com/office/word/2012/wordml" xmlns:w16cex="http://schemas.microsoft.com/office/word/2018/wordml/cex" xmlns:w16cid="http://schemas.microsoft.com/office/word/2016/wordml/cid" xmlns:w16="http://schemas.microsoft.com/office/word/2018/wordml" xmlns:w16sdtdh="http://schemas.microsoft.com/office/word/2020/wordml/sdtdatahash" xmlns:w16se="http://schemas.microsoft.com/office/word/2015/wordml/symex" xmlns:wpg="http://schemas.microsoft.com/office/word/2010/wordprocessingGroup" xmlns:wpi="http://schemas.microsoft.com/office/word/2010/wordprocessingInk" xmlns:wne="http://schemas.microsoft.com/office/word/2006/wordml" xmlns:wps="http://schemas.microsoft.com/office/word/2010/wordprocessingShape" mc:Ignorable="w14 w15 w16se w16cid w16 w16cex w16sdtdh wp14">
+<w:numbering xmlns:wpc="http://schemas.microsoft.com/office/word/2010/wordprocessingCanvas" xmlns:cx="http://schemas.microsoft.com/office/drawing/2014/chartex" xmlns:cx1="http://schemas.microsoft.com/office/drawing/2015/9/8/chartex" xmlns:cx2="http://schemas.microsoft.com/office/drawing/2015/10/21/chartex" xmlns:cx3="http://schemas.microsoft.com/office/drawing/2016/5/9/chartex" xmlns:cx4="http://schemas.microsoft.com/office/drawing/2016/5/10/chartex" xmlns:cx5="http://schemas.microsoft.com/office/drawing/2016/5/11/chartex" xmlns:cx6="http://schemas.microsoft.com/office/drawing/2016/5/12/chartex" xmlns:cx7="http://schemas.microsoft.com/office/drawing/2016/5/13/chartex" xmlns:cx8="http://schemas.microsoft.com/office/drawing/2016/5/14/chartex" xmlns:mc="http://schemas.openxmlformats.org/markup-compatibility/2006" xmlns:aink="http://schemas.microsoft.com/office/drawing/2016/ink" xmlns:am3d="http://schemas.microsoft.com/office/drawing/2017/model3d" xmlns:o="urn:schemas-microsoft-com:office:office" xmlns:oel="http://schemas.microsoft.com/office/2019/extlst" xmlns:r="http://schemas.openxmlformats.org/officeDocument/2006/relationships" xmlns:m="http://schemas.openxmlformats.org/officeDocument/2006/math" xmlns:v="urn:schemas-microsoft-com:vml" xmlns:wp14="http://schemas.microsoft.com/office/word/2010/wordprocessingDrawing" xmlns:wp="http://schemas.openxmlformats.org/drawingml/2006/wordprocessingDrawing" xmlns:w10="urn:schemas-microsoft-com:office:word" xmlns:w="http://schemas.openxmlformats.org/wordprocessingml/2006/main" xmlns:w14="http://schemas.microsoft.com/office/word/2010/wordml" xmlns:w15="http://schemas.microsoft.com/office/word/2012/wordml" xmlns:w16cex="http://schemas.microsoft.com/office/word/2018/wordml/cex" xmlns:w16cid="http://schemas.microsoft.com/office/word/2016/wordml/cid" xmlns:w16="http://schemas.microsoft.com/office/word/2018/wordml" xmlns:w16sdtdh="http://schemas.microsoft.com/office/word/2020/wordml/sdtdatahash" xmlns:w16se="http://schemas.microsoft.com/office/word/2015/wordml/symex" xmlns:wpg="http://schemas.microsoft.com/office/word/2010/wordprocessingGroup" xmlns:wpi="http://schemas.microsoft.com/office/word/2010/wordprocessingInk" xmlns:wne="http://schemas.microsoft.com/office/word/2006/wordml" xmlns:wps="http://schemas.microsoft.com/office/word/2010/wordprocessingShape" mc:Ignorable="w14 w15 w16se w16cid w16 w16cex w16sdtdh wp14">
   <w:abstractNum w:abstractNumId="0" w15:restartNumberingAfterBreak="0">
     <w:nsid w:val="2A390D47"/>
     <w:multiLevelType w:val="hybridMultilevel"/>
@@ -6586,37 +5874,37 @@
       </w:pPr>
     </w:lvl>
   </w:abstractNum>
-  <w:num w:numId="1">
+  <w:num w:numId="1" w16cid:durableId="470833006">
     <w:abstractNumId w:val="9"/>
   </w:num>
-  <w:num w:numId="2">
+  <w:num w:numId="2" w16cid:durableId="1087464668">
     <w:abstractNumId w:val="8"/>
   </w:num>
-  <w:num w:numId="3">
+  <w:num w:numId="3" w16cid:durableId="90704547">
     <w:abstractNumId w:val="7"/>
   </w:num>
-  <w:num w:numId="4">
+  <w:num w:numId="4" w16cid:durableId="758524206">
     <w:abstractNumId w:val="5"/>
   </w:num>
-  <w:num w:numId="5">
+  <w:num w:numId="5" w16cid:durableId="310404342">
     <w:abstractNumId w:val="4"/>
   </w:num>
-  <w:num w:numId="6">
+  <w:num w:numId="6" w16cid:durableId="942146878">
     <w:abstractNumId w:val="1"/>
   </w:num>
-  <w:num w:numId="7">
+  <w:num w:numId="7" w16cid:durableId="725766263">
     <w:abstractNumId w:val="10"/>
   </w:num>
-  <w:num w:numId="8">
+  <w:num w:numId="8" w16cid:durableId="66585484">
     <w:abstractNumId w:val="2"/>
   </w:num>
-  <w:num w:numId="9">
+  <w:num w:numId="9" w16cid:durableId="880216482">
     <w:abstractNumId w:val="0"/>
   </w:num>
-  <w:num w:numId="10">
+  <w:num w:numId="10" w16cid:durableId="1199511998">
     <w:abstractNumId w:val="6"/>
   </w:num>
-  <w:num w:numId="11">
+  <w:num w:numId="11" w16cid:durableId="2016612824">
     <w:abstractNumId w:val="3"/>
   </w:num>
 </w:numbering>
